--- a/outputs/report/tobit_behavioral_economics_report.docx
+++ b/outputs/report/tobit_behavioral_economics_report.docx
@@ -16,7 +16,7 @@
         <w:pStyle w:val="FirstParagraph"/>
       </w:pPr>
       <w:r>
-        <w:t xml:space="preserve">Generated on 2026-03-31 15:36:32.</w:t>
+        <w:t xml:space="preserve">Generated on 2026-04-11 09:04:59.</w:t>
       </w:r>
     </w:p>
     <w:bookmarkStart w:id="9" w:name="materials-and-methods"/>
@@ -33,7 +33,7 @@
         <w:pStyle w:val="FirstParagraph"/>
       </w:pPr>
       <w:r>
-        <w:t xml:space="preserve">The journal-style report uses the pooled analytical file rather than splitting the narrative by source dataset. The analyzed sample contains 257 participants and 5,140 judgment-by-negotiator observations after preprocessing. Each participant contributes two judgments per scenario, one for each negotiator, so the long-format outcome is defined at the judgment-by-negotiator level throughout.</w:t>
+        <w:t xml:space="preserve">The journal-style report uses the pooled analytical file rather than splitting the narrative by source dataset. The analyzed sample contains 243 participants and 4,860 judgment-by-negotiator observations after preprocessing. Each participant contributes two judgments per scenario, one for each negotiator, so the long-format outcome is defined at the judgment-by-negotiator level throughout.</w:t>
       </w:r>
     </w:p>
     <w:p>
@@ -41,7 +41,7 @@
         <w:pStyle w:val="BodyText"/>
       </w:pPr>
       <w:r>
-        <w:t xml:space="preserve">Role-specific estimation remains central to the design, but it is handled within a single narrative. The victim subset contributes 257 participants, whereas the bystander subset contributes 257 participants. In the victim subset, ingroup/outgroup/control coding is defined relative to the victim-player; in the bystander subset, negotiator-side coding is defined relative to the observer and is paired with the observer-victim ingroup/outgroup relation.</w:t>
+        <w:t xml:space="preserve">Role-specific estimation remains central to the design, but it is handled within a single narrative. The victim subset contributes 243 participants, whereas the bystander subset contributes 243 participants. In the victim subset, ingroup/outgroup/control coding is defined relative to the victim-player; in the bystander subset, negotiator-side coding is defined relative to the observer and is paired with the observer-victim ingroup/outgroup relation.</w:t>
       </w:r>
     </w:p>
     <w:p>
@@ -198,7 +198,52 @@
         <w:pStyle w:val="FirstParagraph"/>
       </w:pPr>
       <w:r>
-        <w:t xml:space="preserve">For H1, empathy enters either as the composite score (Model A) or as the four IRI dimensions (Model B), together with judged-negotiator status, counterpart status, decision outcome, subset-relevant victim alignment, and participant controls.</w:t>
+        <w:t xml:space="preserve">For H1, empathy enters through the four IRI dimensions (</w:t>
+      </w:r>
+      <w:r>
+        <w:rPr>
+          <w:rStyle w:val="VerbatimChar"/>
+        </w:rPr>
+        <w:t xml:space="preserve">iri_fs</w:t>
+      </w:r>
+      <w:r>
+        <w:t xml:space="preserve">,</w:t>
+      </w:r>
+      <w:r>
+        <w:t xml:space="preserve"> </w:t>
+      </w:r>
+      <w:r>
+        <w:rPr>
+          <w:rStyle w:val="VerbatimChar"/>
+        </w:rPr>
+        <w:t xml:space="preserve">iri_ec</w:t>
+      </w:r>
+      <w:r>
+        <w:t xml:space="preserve">,</w:t>
+      </w:r>
+      <w:r>
+        <w:t xml:space="preserve"> </w:t>
+      </w:r>
+      <w:r>
+        <w:rPr>
+          <w:rStyle w:val="VerbatimChar"/>
+        </w:rPr>
+        <w:t xml:space="preserve">iri_pt</w:t>
+      </w:r>
+      <w:r>
+        <w:t xml:space="preserve">,</w:t>
+      </w:r>
+      <w:r>
+        <w:t xml:space="preserve"> </w:t>
+      </w:r>
+      <w:r>
+        <w:rPr>
+          <w:rStyle w:val="VerbatimChar"/>
+        </w:rPr>
+        <w:t xml:space="preserve">iri_pd</w:t>
+      </w:r>
+      <w:r>
+        <w:t xml:space="preserve">), together with judged-negotiator status, counterpart status, decision outcome, subset-relevant victim alignment, and participant controls.</w:t>
       </w:r>
     </w:p>
     <w:p>
@@ -1453,18 +1498,18 @@
               <w:pStyle w:val="Compact"/>
             </w:pPr>
             <w:r>
-              <w:t xml:space="preserve">257</w:t>
-            </w:r>
-          </w:p>
-        </w:tc>
-        <w:tc>
-          <w:tcPr/>
-          <w:p>
-            <w:pPr>
-              <w:pStyle w:val="Compact"/>
-            </w:pPr>
-            <w:r>
-              <w:t xml:space="preserve">5140</w:t>
+              <w:t xml:space="preserve">243</w:t>
+            </w:r>
+          </w:p>
+        </w:tc>
+        <w:tc>
+          <w:tcPr/>
+          <w:p>
+            <w:pPr>
+              <w:pStyle w:val="Compact"/>
+            </w:pPr>
+            <w:r>
+              <w:t xml:space="preserve">4860</w:t>
             </w:r>
           </w:p>
         </w:tc>
@@ -1497,18 +1542,18 @@
               <w:pStyle w:val="Compact"/>
             </w:pPr>
             <w:r>
-              <w:t xml:space="preserve">6.66</w:t>
-            </w:r>
-          </w:p>
-        </w:tc>
-        <w:tc>
-          <w:tcPr/>
-          <w:p>
-            <w:pPr>
-              <w:pStyle w:val="Compact"/>
-            </w:pPr>
-            <w:r>
-              <w:t xml:space="preserve">13.5%</w:t>
+              <w:t xml:space="preserve">6.67</w:t>
+            </w:r>
+          </w:p>
+        </w:tc>
+        <w:tc>
+          <w:tcPr/>
+          <w:p>
+            <w:pPr>
+              <w:pStyle w:val="Compact"/>
+            </w:pPr>
+            <w:r>
+              <w:t xml:space="preserve">13.9%</w:t>
             </w:r>
           </w:p>
         </w:tc>
@@ -1543,18 +1588,18 @@
               <w:pStyle w:val="Compact"/>
             </w:pPr>
             <w:r>
-              <w:t xml:space="preserve">257</w:t>
-            </w:r>
-          </w:p>
-        </w:tc>
-        <w:tc>
-          <w:tcPr/>
-          <w:p>
-            <w:pPr>
-              <w:pStyle w:val="Compact"/>
-            </w:pPr>
-            <w:r>
-              <w:t xml:space="preserve">2570</w:t>
+              <w:t xml:space="preserve">243</w:t>
+            </w:r>
+          </w:p>
+        </w:tc>
+        <w:tc>
+          <w:tcPr/>
+          <w:p>
+            <w:pPr>
+              <w:pStyle w:val="Compact"/>
+            </w:pPr>
+            <w:r>
+              <w:t xml:space="preserve">2430</w:t>
             </w:r>
           </w:p>
         </w:tc>
@@ -1576,7 +1621,7 @@
               <w:pStyle w:val="Compact"/>
             </w:pPr>
             <w:r>
-              <w:t xml:space="preserve">1.49</w:t>
+              <w:t xml:space="preserve">1.50</w:t>
             </w:r>
           </w:p>
         </w:tc>
@@ -1598,18 +1643,18 @@
               <w:pStyle w:val="Compact"/>
             </w:pPr>
             <w:r>
-              <w:t xml:space="preserve">15.1%</w:t>
-            </w:r>
-          </w:p>
-        </w:tc>
-        <w:tc>
-          <w:tcPr/>
-          <w:p>
-            <w:pPr>
-              <w:pStyle w:val="Compact"/>
-            </w:pPr>
-            <w:r>
-              <w:t xml:space="preserve">30.7%</w:t>
+              <w:t xml:space="preserve">15.5%</w:t>
+            </w:r>
+          </w:p>
+        </w:tc>
+        <w:tc>
+          <w:tcPr/>
+          <w:p>
+            <w:pPr>
+              <w:pStyle w:val="Compact"/>
+            </w:pPr>
+            <w:r>
+              <w:t xml:space="preserve">30.6%</w:t>
             </w:r>
           </w:p>
         </w:tc>
@@ -1633,18 +1678,18 @@
               <w:pStyle w:val="Compact"/>
             </w:pPr>
             <w:r>
-              <w:t xml:space="preserve">257</w:t>
-            </w:r>
-          </w:p>
-        </w:tc>
-        <w:tc>
-          <w:tcPr/>
-          <w:p>
-            <w:pPr>
-              <w:pStyle w:val="Compact"/>
-            </w:pPr>
-            <w:r>
-              <w:t xml:space="preserve">2570</w:t>
+              <w:t xml:space="preserve">243</w:t>
+            </w:r>
+          </w:p>
+        </w:tc>
+        <w:tc>
+          <w:tcPr/>
+          <w:p>
+            <w:pPr>
+              <w:pStyle w:val="Compact"/>
+            </w:pPr>
+            <w:r>
+              <w:t xml:space="preserve">2430</w:t>
             </w:r>
           </w:p>
         </w:tc>
@@ -1666,40 +1711,40 @@
               <w:pStyle w:val="Compact"/>
             </w:pPr>
             <w:r>
-              <w:t xml:space="preserve">1.75</w:t>
-            </w:r>
-          </w:p>
-        </w:tc>
-        <w:tc>
-          <w:tcPr/>
-          <w:p>
-            <w:pPr>
-              <w:pStyle w:val="Compact"/>
-            </w:pPr>
-            <w:r>
-              <w:t xml:space="preserve">6.48</w:t>
-            </w:r>
-          </w:p>
-        </w:tc>
-        <w:tc>
-          <w:tcPr/>
-          <w:p>
-            <w:pPr>
-              <w:pStyle w:val="Compact"/>
-            </w:pPr>
-            <w:r>
-              <w:t xml:space="preserve">11.8%</w:t>
-            </w:r>
-          </w:p>
-        </w:tc>
-        <w:tc>
-          <w:tcPr/>
-          <w:p>
-            <w:pPr>
-              <w:pStyle w:val="Compact"/>
-            </w:pPr>
-            <w:r>
-              <w:t xml:space="preserve">29.6%</w:t>
+              <w:t xml:space="preserve">1.74</w:t>
+            </w:r>
+          </w:p>
+        </w:tc>
+        <w:tc>
+          <w:tcPr/>
+          <w:p>
+            <w:pPr>
+              <w:pStyle w:val="Compact"/>
+            </w:pPr>
+            <w:r>
+              <w:t xml:space="preserve">6.50</w:t>
+            </w:r>
+          </w:p>
+        </w:tc>
+        <w:tc>
+          <w:tcPr/>
+          <w:p>
+            <w:pPr>
+              <w:pStyle w:val="Compact"/>
+            </w:pPr>
+            <w:r>
+              <w:t xml:space="preserve">12.3%</w:t>
+            </w:r>
+          </w:p>
+        </w:tc>
+        <w:tc>
+          <w:tcPr/>
+          <w:p>
+            <w:pPr>
+              <w:pStyle w:val="Compact"/>
+            </w:pPr>
+            <w:r>
+              <w:t xml:space="preserve">29.8%</w:t>
             </w:r>
           </w:p>
         </w:tc>
@@ -1748,7 +1793,7 @@
       <w:r>
         <w:drawing>
           <wp:inline>
-            <wp:extent cx="5334000" cy="3556000"/>
+            <wp:extent cx="5334000" cy="3200400"/>
             <wp:effectExtent b="0" l="0" r="0" t="0"/>
             <wp:docPr descr="Figure 1. Victim-subset judgment distributions across the six explicit case configurations. The histogram scale is fixed at -9 to 9 to match the observed judgment bounds." title="" id="11" name="Picture"/>
             <a:graphic>
@@ -1769,7 +1814,7 @@
                   <pic:spPr bwMode="auto">
                     <a:xfrm>
                       <a:off x="0" y="0"/>
-                      <a:ext cx="5334000" cy="3556000"/>
+                      <a:ext cx="5334000" cy="3200400"/>
                     </a:xfrm>
                     <a:prstGeom prst="rect">
                       <a:avLst/>
@@ -1803,7 +1848,7 @@
       <w:r>
         <w:drawing>
           <wp:inline>
-            <wp:extent cx="5334000" cy="3556000"/>
+            <wp:extent cx="5334000" cy="3200400"/>
             <wp:effectExtent b="0" l="0" r="0" t="0"/>
             <wp:docPr descr="Figure 2. Bystander-subset judgment distributions across the six explicit case configurations. The histogram scale is fixed at -9 to 9 to match the observed judgment bounds." title="" id="14" name="Picture"/>
             <a:graphic>
@@ -1824,7 +1869,7 @@
                   <pic:spPr bwMode="auto">
                     <a:xfrm>
                       <a:off x="0" y="0"/>
-                      <a:ext cx="5334000" cy="3556000"/>
+                      <a:ext cx="5334000" cy="3200400"/>
                     </a:xfrm>
                     <a:prstGeom prst="rect">
                       <a:avLst/>
@@ -1856,31 +1901,37 @@
         <w:pStyle w:val="BodyText"/>
       </w:pPr>
       <w:r>
-        <w:t xml:space="preserve">H1 produced the densest and clearest signal pattern. The compact summary in Table 2 focuses on the empathy terms only, using the richer Model B decomposition when available and retaining the composite Model A term whenever it reaches the reporting threshold. In the victim subset, the strongest focal estimates were</w:t>
+        <w:t xml:space="preserve">At the reporting threshold, H1 produced focal empathy effects only in the victim subset.</w:t>
       </w:r>
       <w:r>
         <w:t xml:space="preserve"> </w:t>
       </w:r>
       <w:r>
-        <w:t xml:space="preserve">PT (B; b = 2.02, p &lt; 0.001; more positive judgments), EC (B; b = -2.64, p &lt; 0.001; more negative judgments), and PD (B; b = 1.68, p = 0.004; more positive judgments).</w:t>
+        <w:t xml:space="preserve">The compact summary in Table 2 focuses on the active four-construct empathy specification. In the victim subset, the strongest focal estimates were</w:t>
       </w:r>
       <w:r>
         <w:t xml:space="preserve"> </w:t>
       </w:r>
       <w:r>
+        <w:t xml:space="preserve">PT (B; b = 1.32, p = 0.010; more positive judgments).</w:t>
+      </w:r>
+      <w:r>
+        <w:t xml:space="preserve"> </w:t>
+      </w:r>
+      <w:r>
         <w:t xml:space="preserve">In the bystander subset, the corresponding focal estimates were</w:t>
       </w:r>
       <w:r>
         <w:t xml:space="preserve"> </w:t>
       </w:r>
       <w:r>
-        <w:t xml:space="preserve">EC (B; b = -1.43, p = 0.045; more negative judgments), PT (B; b = 0.87, p = 0.048; more positive judgments), and PD (B; b = 1.11, p = 0.049; more positive judgments).</w:t>
+        <w:t xml:space="preserve">not available at the reporting threshold.</w:t>
       </w:r>
       <w:r>
         <w:t xml:space="preserve"> </w:t>
       </w:r>
       <w:r>
-        <w:t xml:space="preserve">Taken together, the H1 pattern indicates that empathy dimensions matter in both subsets, with larger and more differentiated slopes in victim judgments.</w:t>
+        <w:t xml:space="preserve">The H1 narrative below is generated from the currently saved focal coefficient rows rather than from a fixed template.</w:t>
       </w:r>
     </w:p>
     <w:tbl>
@@ -1997,303 +2048,18 @@
               <w:pStyle w:val="Compact"/>
             </w:pPr>
             <w:r>
-              <w:t xml:space="preserve">2.02 [1.05, 2.98]</w:t>
-            </w:r>
-          </w:p>
-        </w:tc>
-        <w:tc>
-          <w:tcPr/>
-          <w:p>
-            <w:pPr>
-              <w:pStyle w:val="Compact"/>
-            </w:pPr>
-            <w:r>
-              <w:t xml:space="preserve">&lt;0.001***</w:t>
-            </w:r>
-          </w:p>
-        </w:tc>
-      </w:tr>
-      <w:tr>
-        <w:tc>
-          <w:tcPr/>
-          <w:p>
-            <w:pPr>
-              <w:pStyle w:val="Compact"/>
-            </w:pPr>
-            <w:r>
-              <w:t xml:space="preserve">Victim</w:t>
-            </w:r>
-          </w:p>
-        </w:tc>
-        <w:tc>
-          <w:tcPr/>
-          <w:p>
-            <w:pPr>
-              <w:pStyle w:val="Compact"/>
-            </w:pPr>
-            <w:r>
-              <w:t xml:space="preserve">B</w:t>
-            </w:r>
-          </w:p>
-        </w:tc>
-        <w:tc>
-          <w:tcPr/>
-          <w:p>
-            <w:pPr>
-              <w:pStyle w:val="Compact"/>
-            </w:pPr>
-            <w:r>
-              <w:t xml:space="preserve">EC</w:t>
-            </w:r>
-          </w:p>
-        </w:tc>
-        <w:tc>
-          <w:tcPr/>
-          <w:p>
-            <w:pPr>
-              <w:pStyle w:val="Compact"/>
-            </w:pPr>
-            <w:r>
-              <w:t xml:space="preserve">-2.64 [-3.92, -1.36]</w:t>
-            </w:r>
-          </w:p>
-        </w:tc>
-        <w:tc>
-          <w:tcPr/>
-          <w:p>
-            <w:pPr>
-              <w:pStyle w:val="Compact"/>
-            </w:pPr>
-            <w:r>
-              <w:t xml:space="preserve">&lt;0.001***</w:t>
-            </w:r>
-          </w:p>
-        </w:tc>
-      </w:tr>
-      <w:tr>
-        <w:tc>
-          <w:tcPr/>
-          <w:p>
-            <w:pPr>
-              <w:pStyle w:val="Compact"/>
-            </w:pPr>
-            <w:r>
-              <w:t xml:space="preserve">Victim</w:t>
-            </w:r>
-          </w:p>
-        </w:tc>
-        <w:tc>
-          <w:tcPr/>
-          <w:p>
-            <w:pPr>
-              <w:pStyle w:val="Compact"/>
-            </w:pPr>
-            <w:r>
-              <w:t xml:space="preserve">B</w:t>
-            </w:r>
-          </w:p>
-        </w:tc>
-        <w:tc>
-          <w:tcPr/>
-          <w:p>
-            <w:pPr>
-              <w:pStyle w:val="Compact"/>
-            </w:pPr>
-            <w:r>
-              <w:t xml:space="preserve">PD</w:t>
-            </w:r>
-          </w:p>
-        </w:tc>
-        <w:tc>
-          <w:tcPr/>
-          <w:p>
-            <w:pPr>
-              <w:pStyle w:val="Compact"/>
-            </w:pPr>
-            <w:r>
-              <w:t xml:space="preserve">1.68 [0.52, 2.84]</w:t>
-            </w:r>
-          </w:p>
-        </w:tc>
-        <w:tc>
-          <w:tcPr/>
-          <w:p>
-            <w:pPr>
-              <w:pStyle w:val="Compact"/>
-            </w:pPr>
-            <w:r>
-              <w:t xml:space="preserve">0.004**</w:t>
-            </w:r>
-          </w:p>
-        </w:tc>
-      </w:tr>
-      <w:tr>
-        <w:tc>
-          <w:tcPr/>
-          <w:p>
-            <w:pPr>
-              <w:pStyle w:val="Compact"/>
-            </w:pPr>
-            <w:r>
-              <w:t xml:space="preserve">Bystander</w:t>
-            </w:r>
-          </w:p>
-        </w:tc>
-        <w:tc>
-          <w:tcPr/>
-          <w:p>
-            <w:pPr>
-              <w:pStyle w:val="Compact"/>
-            </w:pPr>
-            <w:r>
-              <w:t xml:space="preserve">B</w:t>
-            </w:r>
-          </w:p>
-        </w:tc>
-        <w:tc>
-          <w:tcPr/>
-          <w:p>
-            <w:pPr>
-              <w:pStyle w:val="Compact"/>
-            </w:pPr>
-            <w:r>
-              <w:t xml:space="preserve">EC</w:t>
-            </w:r>
-          </w:p>
-        </w:tc>
-        <w:tc>
-          <w:tcPr/>
-          <w:p>
-            <w:pPr>
-              <w:pStyle w:val="Compact"/>
-            </w:pPr>
-            <w:r>
-              <w:t xml:space="preserve">-1.43 [-2.84, -0.03]</w:t>
-            </w:r>
-          </w:p>
-        </w:tc>
-        <w:tc>
-          <w:tcPr/>
-          <w:p>
-            <w:pPr>
-              <w:pStyle w:val="Compact"/>
-            </w:pPr>
-            <w:r>
-              <w:t xml:space="preserve">0.045*</w:t>
-            </w:r>
-          </w:p>
-        </w:tc>
-      </w:tr>
-      <w:tr>
-        <w:tc>
-          <w:tcPr/>
-          <w:p>
-            <w:pPr>
-              <w:pStyle w:val="Compact"/>
-            </w:pPr>
-            <w:r>
-              <w:t xml:space="preserve">Bystander</w:t>
-            </w:r>
-          </w:p>
-        </w:tc>
-        <w:tc>
-          <w:tcPr/>
-          <w:p>
-            <w:pPr>
-              <w:pStyle w:val="Compact"/>
-            </w:pPr>
-            <w:r>
-              <w:t xml:space="preserve">B</w:t>
-            </w:r>
-          </w:p>
-        </w:tc>
-        <w:tc>
-          <w:tcPr/>
-          <w:p>
-            <w:pPr>
-              <w:pStyle w:val="Compact"/>
-            </w:pPr>
-            <w:r>
-              <w:t xml:space="preserve">PT</w:t>
-            </w:r>
-          </w:p>
-        </w:tc>
-        <w:tc>
-          <w:tcPr/>
-          <w:p>
-            <w:pPr>
-              <w:pStyle w:val="Compact"/>
-            </w:pPr>
-            <w:r>
-              <w:t xml:space="preserve">0.87 [0.01, 1.73]</w:t>
-            </w:r>
-          </w:p>
-        </w:tc>
-        <w:tc>
-          <w:tcPr/>
-          <w:p>
-            <w:pPr>
-              <w:pStyle w:val="Compact"/>
-            </w:pPr>
-            <w:r>
-              <w:t xml:space="preserve">0.048*</w:t>
-            </w:r>
-          </w:p>
-        </w:tc>
-      </w:tr>
-      <w:tr>
-        <w:tc>
-          <w:tcPr/>
-          <w:p>
-            <w:pPr>
-              <w:pStyle w:val="Compact"/>
-            </w:pPr>
-            <w:r>
-              <w:t xml:space="preserve">Bystander</w:t>
-            </w:r>
-          </w:p>
-        </w:tc>
-        <w:tc>
-          <w:tcPr/>
-          <w:p>
-            <w:pPr>
-              <w:pStyle w:val="Compact"/>
-            </w:pPr>
-            <w:r>
-              <w:t xml:space="preserve">B</w:t>
-            </w:r>
-          </w:p>
-        </w:tc>
-        <w:tc>
-          <w:tcPr/>
-          <w:p>
-            <w:pPr>
-              <w:pStyle w:val="Compact"/>
-            </w:pPr>
-            <w:r>
-              <w:t xml:space="preserve">PD</w:t>
-            </w:r>
-          </w:p>
-        </w:tc>
-        <w:tc>
-          <w:tcPr/>
-          <w:p>
-            <w:pPr>
-              <w:pStyle w:val="Compact"/>
-            </w:pPr>
-            <w:r>
-              <w:t xml:space="preserve">1.11 [0.01, 2.21]</w:t>
-            </w:r>
-          </w:p>
-        </w:tc>
-        <w:tc>
-          <w:tcPr/>
-          <w:p>
-            <w:pPr>
-              <w:pStyle w:val="Compact"/>
-            </w:pPr>
-            <w:r>
-              <w:t xml:space="preserve">0.049*</w:t>
+              <w:t xml:space="preserve">1.32 [0.31, 2.32]</w:t>
+            </w:r>
+          </w:p>
+        </w:tc>
+        <w:tc>
+          <w:tcPr/>
+          <w:p>
+            <w:pPr>
+              <w:pStyle w:val="Compact"/>
+            </w:pPr>
+            <w:r>
+              <w:t xml:space="preserve">0.010*</w:t>
             </w:r>
           </w:p>
         </w:tc>
@@ -2314,7 +2080,7 @@
         <w:t xml:space="preserve"> </w:t>
       </w:r>
       <w:r>
-        <w:t xml:space="preserve">A = Model A (Emp); B = Model B (FS, EC, PT, PD). JN = judged negotiator; CN = counterpart negotiator; V = observer-victim relation; In = ingroup; Out = outgroup; Ctl = control label hidden; Acc = accepted harmful deal. The table is intentionally restricted to focal empathy estimates reported by the dynamic pipeline.</w:t>
+        <w:t xml:space="preserve">Active empathy specification = FS, EC, PT, PD. N1 = judged negotiator; N2 = counterpart negotiator; V = observer-victim relation; In = ingroup; Out = outgroup; Ctl = control label hidden; Acc = accepted harmful deal. The table is intentionally restricted to focal empathy estimates reported by the dynamic pipeline.</w:t>
       </w:r>
     </w:p>
     <w:p>
@@ -2377,25 +2143,31 @@
         <w:pStyle w:val="BodyText"/>
       </w:pPr>
       <w:r>
-        <w:t xml:space="preserve">H2 yielded a more selective relational pattern than H1. Rather than showing a broad shift across all joint structures, the dynamic results concentrate on a small number of judged-counterpart contrasts, and those contrasts differ by subset. In the victim subset, the most relevant H2 estimate was</w:t>
+        <w:t xml:space="preserve">At the reporting threshold, H2 produced focal relational-structure effects only in the bystander subset.</w:t>
       </w:r>
       <w:r>
         <w:t xml:space="preserve"> </w:t>
       </w:r>
       <w:r>
-        <w:t xml:space="preserve">JN Ctl, CN In (B; b = -1.89, p = 0.087; more negative judgments).</w:t>
+        <w:t xml:space="preserve">In the victim subset, the most relevant H2 estimate was</w:t>
       </w:r>
       <w:r>
         <w:t xml:space="preserve"> </w:t>
       </w:r>
       <w:r>
+        <w:t xml:space="preserve">not available at the reporting threshold.</w:t>
+      </w:r>
+      <w:r>
+        <w:t xml:space="preserve"> </w:t>
+      </w:r>
+      <w:r>
         <w:t xml:space="preserve">In the bystander subset, the most relevant H2 estimates were</w:t>
       </w:r>
       <w:r>
         <w:t xml:space="preserve"> </w:t>
       </w:r>
       <w:r>
-        <w:t xml:space="preserve">JN Out, CN In (A; b = -2.36, p = 0.065; more negative judgments) and JN Out, CN In (B; b = -2.20, p = 0.087; more negative judgments).</w:t>
+        <w:t xml:space="preserve">N1 Out, N2 In (B; b = -2.67, p = 0.054; more negative judgments).</w:t>
       </w:r>
       <w:r>
         <w:t xml:space="preserve"> </w:t>
@@ -2485,7 +2257,7 @@
               <w:pStyle w:val="Compact"/>
             </w:pPr>
             <w:r>
-              <w:t xml:space="preserve">Victim</w:t>
+              <w:t xml:space="preserve">Bystander</w:t>
             </w:r>
           </w:p>
         </w:tc>
@@ -2507,143 +2279,29 @@
               <w:pStyle w:val="Compact"/>
             </w:pPr>
             <w:r>
-              <w:t xml:space="preserve">JN Ctl, CN In</w:t>
-            </w:r>
-          </w:p>
-        </w:tc>
-        <w:tc>
-          <w:tcPr/>
-          <w:p>
-            <w:pPr>
-              <w:pStyle w:val="Compact"/>
-            </w:pPr>
-            <w:r>
-              <w:t xml:space="preserve">-1.89 [-4.07, 0.28]</w:t>
-            </w:r>
-          </w:p>
-        </w:tc>
-        <w:tc>
-          <w:tcPr/>
-          <w:p>
-            <w:pPr>
-              <w:pStyle w:val="Compact"/>
-            </w:pPr>
-            <w:r>
-              <w:t xml:space="preserve">0.087+</w:t>
-            </w:r>
-          </w:p>
-        </w:tc>
-      </w:tr>
-      <w:tr>
-        <w:tc>
-          <w:tcPr/>
-          <w:p>
-            <w:pPr>
-              <w:pStyle w:val="Compact"/>
-            </w:pPr>
-            <w:r>
-              <w:t xml:space="preserve">Bystander</w:t>
-            </w:r>
-          </w:p>
-        </w:tc>
-        <w:tc>
-          <w:tcPr/>
-          <w:p>
-            <w:pPr>
-              <w:pStyle w:val="Compact"/>
-            </w:pPr>
-            <w:r>
-              <w:t xml:space="preserve">A</w:t>
-            </w:r>
-          </w:p>
-        </w:tc>
-        <w:tc>
-          <w:tcPr/>
-          <w:p>
-            <w:pPr>
-              <w:pStyle w:val="Compact"/>
-            </w:pPr>
-            <w:r>
-              <w:t xml:space="preserve">JN Out, CN In</w:t>
-            </w:r>
-          </w:p>
-        </w:tc>
-        <w:tc>
-          <w:tcPr/>
-          <w:p>
-            <w:pPr>
-              <w:pStyle w:val="Compact"/>
-            </w:pPr>
-            <w:r>
-              <w:t xml:space="preserve">-2.36 [-4.87, 0.15]</w:t>
-            </w:r>
-          </w:p>
-        </w:tc>
-        <w:tc>
-          <w:tcPr/>
-          <w:p>
-            <w:pPr>
-              <w:pStyle w:val="Compact"/>
-            </w:pPr>
-            <w:r>
-              <w:t xml:space="preserve">0.065+</w:t>
-            </w:r>
-          </w:p>
-        </w:tc>
-      </w:tr>
-      <w:tr>
-        <w:tc>
-          <w:tcPr/>
-          <w:p>
-            <w:pPr>
-              <w:pStyle w:val="Compact"/>
-            </w:pPr>
-            <w:r>
-              <w:t xml:space="preserve">Bystander</w:t>
-            </w:r>
-          </w:p>
-        </w:tc>
-        <w:tc>
-          <w:tcPr/>
-          <w:p>
-            <w:pPr>
-              <w:pStyle w:val="Compact"/>
-            </w:pPr>
-            <w:r>
-              <w:t xml:space="preserve">B</w:t>
-            </w:r>
-          </w:p>
-        </w:tc>
-        <w:tc>
-          <w:tcPr/>
-          <w:p>
-            <w:pPr>
-              <w:pStyle w:val="Compact"/>
-            </w:pPr>
-            <w:r>
-              <w:t xml:space="preserve">JN Out, CN In</w:t>
-            </w:r>
-          </w:p>
-        </w:tc>
-        <w:tc>
-          <w:tcPr/>
-          <w:p>
-            <w:pPr>
-              <w:pStyle w:val="Compact"/>
-            </w:pPr>
-            <w:r>
-              <w:t xml:space="preserve">-2.20 [-4.71, 0.32]</w:t>
-            </w:r>
-          </w:p>
-        </w:tc>
-        <w:tc>
-          <w:tcPr/>
-          <w:p>
-            <w:pPr>
-              <w:pStyle w:val="Compact"/>
-            </w:pPr>
-            <w:r>
-              <w:t xml:space="preserve">0.087+</w:t>
+              <w:t xml:space="preserve">N1 Out, N2 In</w:t>
+            </w:r>
+          </w:p>
+        </w:tc>
+        <w:tc>
+          <w:tcPr/>
+          <w:p>
+            <w:pPr>
+              <w:pStyle w:val="Compact"/>
+            </w:pPr>
+            <w:r>
+              <w:t xml:space="preserve">-2.67 [-5.37, 0.04]</w:t>
+            </w:r>
+          </w:p>
+        </w:tc>
+        <w:tc>
+          <w:tcPr/>
+          <w:p>
+            <w:pPr>
+              <w:pStyle w:val="Compact"/>
+            </w:pPr>
+            <w:r>
+              <w:t xml:space="preserve">0.054+</w:t>
             </w:r>
           </w:p>
         </w:tc>
@@ -2664,7 +2322,7 @@
         <w:t xml:space="preserve"> </w:t>
       </w:r>
       <w:r>
-        <w:t xml:space="preserve">A = Model A (Emp); B = Model B (FS, EC, PT, PD). JN = judged negotiator; CN = counterpart negotiator; V = observer-victim relation. Only focal H2 structure and observer-side interaction terms are shown.</w:t>
+        <w:t xml:space="preserve">Active empathy specification = FS, EC, PT, PD. N1 = judged negotiator; N2 = counterpart negotiator; V = observer-victim relation. Only focal H2 structure and observer-side interaction terms are shown.</w:t>
       </w:r>
     </w:p>
     <w:p>
@@ -2676,12 +2334,12 @@
           <wp:inline>
             <wp:extent cx="5334000" cy="3758045"/>
             <wp:effectExtent b="0" l="0" r="0" t="0"/>
-            <wp:docPr descr="Figure 4. Selected H2 relational effect (JN Out, CN In). Panels show Tobit-predicted judgments on the observed -9 to 9 scale with 95% confidence intervals." title="" id="20" name="Picture"/>
+            <wp:docPr descr="Figure 4. Selected H2 relational effect (N1 Out, N2 In). Panels show Tobit-predicted judgments on the observed -9 to 9 scale with 95% confidence intervals." title="" id="20" name="Picture"/>
             <a:graphic>
               <a:graphicData uri="http://schemas.openxmlformats.org/drawingml/2006/picture">
                 <pic:pic>
                   <pic:nvPicPr>
-                    <pic:cNvPr descr="../figures/figure_sig_H2_h2_negstruct_j_out_c_in_h2_negotiator_side_structure_judged_negotiator_outgroup_counterpart_negotiator_ingroup_ref.png" id="21" name="Picture"/>
+                    <pic:cNvPr descr="../figures/figure_sig_H2_h2_negstruct_j_out_c_in_h2_negotiator_side_structure_n1_outgroup_n2_ingroup_ref_n1_control_label_hidden_n2_control.png" id="21" name="Picture"/>
                     <pic:cNvPicPr>
                       <a:picLocks noChangeArrowheads="1" noChangeAspect="1"/>
                     </pic:cNvPicPr>
@@ -2719,7 +2377,7 @@
         <w:pStyle w:val="ImageCaption"/>
       </w:pPr>
       <w:r>
-        <w:t xml:space="preserve">Figure 4. Selected H2 relational effect (JN Out, CN In). Panels show Tobit-predicted judgments on the observed -9 to 9 scale with 95% confidence intervals.</w:t>
+        <w:t xml:space="preserve">Figure 4. Selected H2 relational effect (N1 Out, N2 In). Panels show Tobit-predicted judgments on the observed -9 to 9 scale with 95% confidence intervals.</w:t>
       </w:r>
     </w:p>
     <w:p>
@@ -2727,31 +2385,37 @@
         <w:pStyle w:val="BodyText"/>
       </w:pPr>
       <w:r>
-        <w:t xml:space="preserve">H3 shows that empathy is not merely additive with relational status. Instead, the empathy slope changes with judged-negotiator status, and that moderation is again subset-specific. In the victim subset, the leading H3 interactions were</w:t>
+        <w:t xml:space="preserve">At the reporting threshold, H3 produced focal moderation effects only in the victim subset.</w:t>
       </w:r>
       <w:r>
         <w:t xml:space="preserve"> </w:t>
       </w:r>
       <w:r>
-        <w:t xml:space="preserve">Emp x JN Out (A; b = -1.73, p = 0.028; more negative judgments), Emp x JN Ctl (A; b = -1.69, p = 0.043; more negative judgments), and EC x JN Out (B; b = -1.89, p = 0.053; more negative judgments).</w:t>
+        <w:t xml:space="preserve">In the victim subset, the leading H3 interactions were</w:t>
       </w:r>
       <w:r>
         <w:t xml:space="preserve"> </w:t>
       </w:r>
       <w:r>
+        <w:t xml:space="preserve">PT x N1-In (B; b = 2.01, p = 0.040; more positive judgments) and PT x N1-Out (B; b = 2.00, p = 0.050; more positive judgments).</w:t>
+      </w:r>
+      <w:r>
+        <w:t xml:space="preserve"> </w:t>
+      </w:r>
+      <w:r>
         <w:t xml:space="preserve">In the bystander subset, the leading H3 interactions were</w:t>
       </w:r>
       <w:r>
         <w:t xml:space="preserve"> </w:t>
       </w:r>
       <w:r>
-        <w:t xml:space="preserve">Emp x JN Ctl (A; b = 1.71, p = 0.015; more positive judgments) and PD x JN Out (B; b = 1.58, p = 0.021; more positive judgments).</w:t>
+        <w:t xml:space="preserve">not available at the reporting threshold.</w:t>
       </w:r>
       <w:r>
         <w:t xml:space="preserve"> </w:t>
       </w:r>
       <w:r>
-        <w:t xml:space="preserve">The interaction pattern therefore suggests that empathy-linked evaluation is conditional on who is being judged, not just on the participant’s average empathy level.</w:t>
+        <w:t xml:space="preserve">The interaction summary below is generated from the currently saved focal coefficient rows rather than from a fixed template.</w:t>
       </w:r>
     </w:p>
     <w:tbl>
@@ -2846,40 +2510,40 @@
               <w:pStyle w:val="Compact"/>
             </w:pPr>
             <w:r>
-              <w:t xml:space="preserve">A</w:t>
-            </w:r>
-          </w:p>
-        </w:tc>
-        <w:tc>
-          <w:tcPr/>
-          <w:p>
-            <w:pPr>
-              <w:pStyle w:val="Compact"/>
-            </w:pPr>
-            <w:r>
-              <w:t xml:space="preserve">Emp x JN Out</w:t>
-            </w:r>
-          </w:p>
-        </w:tc>
-        <w:tc>
-          <w:tcPr/>
-          <w:p>
-            <w:pPr>
-              <w:pStyle w:val="Compact"/>
-            </w:pPr>
-            <w:r>
-              <w:t xml:space="preserve">-1.73 [-3.27, -0.19]</w:t>
-            </w:r>
-          </w:p>
-        </w:tc>
-        <w:tc>
-          <w:tcPr/>
-          <w:p>
-            <w:pPr>
-              <w:pStyle w:val="Compact"/>
-            </w:pPr>
-            <w:r>
-              <w:t xml:space="preserve">0.028*</w:t>
+              <w:t xml:space="preserve">B</w:t>
+            </w:r>
+          </w:p>
+        </w:tc>
+        <w:tc>
+          <w:tcPr/>
+          <w:p>
+            <w:pPr>
+              <w:pStyle w:val="Compact"/>
+            </w:pPr>
+            <w:r>
+              <w:t xml:space="preserve">PT x N1-In</w:t>
+            </w:r>
+          </w:p>
+        </w:tc>
+        <w:tc>
+          <w:tcPr/>
+          <w:p>
+            <w:pPr>
+              <w:pStyle w:val="Compact"/>
+            </w:pPr>
+            <w:r>
+              <w:t xml:space="preserve">2.01 [0.09, 3.93]</w:t>
+            </w:r>
+          </w:p>
+        </w:tc>
+        <w:tc>
+          <w:tcPr/>
+          <w:p>
+            <w:pPr>
+              <w:pStyle w:val="Compact"/>
+            </w:pPr>
+            <w:r>
+              <w:t xml:space="preserve">0.040*</w:t>
             </w:r>
           </w:p>
         </w:tc>
@@ -2903,63 +2567,6 @@
               <w:pStyle w:val="Compact"/>
             </w:pPr>
             <w:r>
-              <w:t xml:space="preserve">A</w:t>
-            </w:r>
-          </w:p>
-        </w:tc>
-        <w:tc>
-          <w:tcPr/>
-          <w:p>
-            <w:pPr>
-              <w:pStyle w:val="Compact"/>
-            </w:pPr>
-            <w:r>
-              <w:t xml:space="preserve">Emp x JN Ctl</w:t>
-            </w:r>
-          </w:p>
-        </w:tc>
-        <w:tc>
-          <w:tcPr/>
-          <w:p>
-            <w:pPr>
-              <w:pStyle w:val="Compact"/>
-            </w:pPr>
-            <w:r>
-              <w:t xml:space="preserve">-1.69 [-3.33, -0.05]</w:t>
-            </w:r>
-          </w:p>
-        </w:tc>
-        <w:tc>
-          <w:tcPr/>
-          <w:p>
-            <w:pPr>
-              <w:pStyle w:val="Compact"/>
-            </w:pPr>
-            <w:r>
-              <w:t xml:space="preserve">0.043*</w:t>
-            </w:r>
-          </w:p>
-        </w:tc>
-      </w:tr>
-      <w:tr>
-        <w:tc>
-          <w:tcPr/>
-          <w:p>
-            <w:pPr>
-              <w:pStyle w:val="Compact"/>
-            </w:pPr>
-            <w:r>
-              <w:t xml:space="preserve">Victim</w:t>
-            </w:r>
-          </w:p>
-        </w:tc>
-        <w:tc>
-          <w:tcPr/>
-          <w:p>
-            <w:pPr>
-              <w:pStyle w:val="Compact"/>
-            </w:pPr>
-            <w:r>
               <w:t xml:space="preserve">B</w:t>
             </w:r>
           </w:p>
@@ -2971,143 +2578,29 @@
               <w:pStyle w:val="Compact"/>
             </w:pPr>
             <w:r>
-              <w:t xml:space="preserve">EC x JN Out</w:t>
-            </w:r>
-          </w:p>
-        </w:tc>
-        <w:tc>
-          <w:tcPr/>
-          <w:p>
-            <w:pPr>
-              <w:pStyle w:val="Compact"/>
-            </w:pPr>
-            <w:r>
-              <w:t xml:space="preserve">-1.89 [-3.80, 0.02]</w:t>
-            </w:r>
-          </w:p>
-        </w:tc>
-        <w:tc>
-          <w:tcPr/>
-          <w:p>
-            <w:pPr>
-              <w:pStyle w:val="Compact"/>
-            </w:pPr>
-            <w:r>
-              <w:t xml:space="preserve">0.053+</w:t>
-            </w:r>
-          </w:p>
-        </w:tc>
-      </w:tr>
-      <w:tr>
-        <w:tc>
-          <w:tcPr/>
-          <w:p>
-            <w:pPr>
-              <w:pStyle w:val="Compact"/>
-            </w:pPr>
-            <w:r>
-              <w:t xml:space="preserve">Bystander</w:t>
-            </w:r>
-          </w:p>
-        </w:tc>
-        <w:tc>
-          <w:tcPr/>
-          <w:p>
-            <w:pPr>
-              <w:pStyle w:val="Compact"/>
-            </w:pPr>
-            <w:r>
-              <w:t xml:space="preserve">A</w:t>
-            </w:r>
-          </w:p>
-        </w:tc>
-        <w:tc>
-          <w:tcPr/>
-          <w:p>
-            <w:pPr>
-              <w:pStyle w:val="Compact"/>
-            </w:pPr>
-            <w:r>
-              <w:t xml:space="preserve">Emp x JN Ctl</w:t>
-            </w:r>
-          </w:p>
-        </w:tc>
-        <w:tc>
-          <w:tcPr/>
-          <w:p>
-            <w:pPr>
-              <w:pStyle w:val="Compact"/>
-            </w:pPr>
-            <w:r>
-              <w:t xml:space="preserve">1.71 [0.33, 3.08]</w:t>
-            </w:r>
-          </w:p>
-        </w:tc>
-        <w:tc>
-          <w:tcPr/>
-          <w:p>
-            <w:pPr>
-              <w:pStyle w:val="Compact"/>
-            </w:pPr>
-            <w:r>
-              <w:t xml:space="preserve">0.015*</w:t>
-            </w:r>
-          </w:p>
-        </w:tc>
-      </w:tr>
-      <w:tr>
-        <w:tc>
-          <w:tcPr/>
-          <w:p>
-            <w:pPr>
-              <w:pStyle w:val="Compact"/>
-            </w:pPr>
-            <w:r>
-              <w:t xml:space="preserve">Bystander</w:t>
-            </w:r>
-          </w:p>
-        </w:tc>
-        <w:tc>
-          <w:tcPr/>
-          <w:p>
-            <w:pPr>
-              <w:pStyle w:val="Compact"/>
-            </w:pPr>
-            <w:r>
-              <w:t xml:space="preserve">B</w:t>
-            </w:r>
-          </w:p>
-        </w:tc>
-        <w:tc>
-          <w:tcPr/>
-          <w:p>
-            <w:pPr>
-              <w:pStyle w:val="Compact"/>
-            </w:pPr>
-            <w:r>
-              <w:t xml:space="preserve">PD x JN Out</w:t>
-            </w:r>
-          </w:p>
-        </w:tc>
-        <w:tc>
-          <w:tcPr/>
-          <w:p>
-            <w:pPr>
-              <w:pStyle w:val="Compact"/>
-            </w:pPr>
-            <w:r>
-              <w:t xml:space="preserve">1.58 [0.24, 2.91]</w:t>
-            </w:r>
-          </w:p>
-        </w:tc>
-        <w:tc>
-          <w:tcPr/>
-          <w:p>
-            <w:pPr>
-              <w:pStyle w:val="Compact"/>
-            </w:pPr>
-            <w:r>
-              <w:t xml:space="preserve">0.021*</w:t>
+              <w:t xml:space="preserve">PT x N1-Out</w:t>
+            </w:r>
+          </w:p>
+        </w:tc>
+        <w:tc>
+          <w:tcPr/>
+          <w:p>
+            <w:pPr>
+              <w:pStyle w:val="Compact"/>
+            </w:pPr>
+            <w:r>
+              <w:t xml:space="preserve">2.00 [-0.00, 4.00]</w:t>
+            </w:r>
+          </w:p>
+        </w:tc>
+        <w:tc>
+          <w:tcPr/>
+          <w:p>
+            <w:pPr>
+              <w:pStyle w:val="Compact"/>
+            </w:pPr>
+            <w:r>
+              <w:t xml:space="preserve">0.050+</w:t>
             </w:r>
           </w:p>
         </w:tc>
@@ -3128,7 +2621,7 @@
         <w:t xml:space="preserve"> </w:t>
       </w:r>
       <w:r>
-        <w:t xml:space="preserve">A = Model A (Emp); B = Model B (FS, EC, PT, PD). JN = judged negotiator; CN = counterpart negotiator; Acc = accepted harmful deal. Only focal H3 empathy-by-judged-status interactions are shown.</w:t>
+        <w:t xml:space="preserve">Active empathy specification = FS, EC, PT, PD. N1 = judged negotiator; N2 = counterpart negotiator; Acc = accepted harmful deal. Only focal H3 empathy-by-judged-status interactions are shown.</w:t>
       </w:r>
     </w:p>
     <w:p>
@@ -3140,12 +2633,12 @@
           <wp:inline>
             <wp:extent cx="5334000" cy="4485409"/>
             <wp:effectExtent b="0" l="0" r="0" t="0"/>
-            <wp:docPr descr="Figure 5. Selected H3 interaction effect (Emp x JN Ctl). Panels show Tobit-predicted judgments on the observed -9 to 9 scale with 95% confidence intervals." title="" id="23" name="Picture"/>
+            <wp:docPr descr="Figure 5. Selected H3 interaction effect (PT x N1-In). Panels show Tobit-predicted judgments on the observed -9 to 9 scale with 95% confidence intervals." title="" id="23" name="Picture"/>
             <a:graphic>
               <a:graphicData uri="http://schemas.openxmlformats.org/drawingml/2006/picture">
                 <pic:pic>
                   <pic:nvPicPr>
-                    <pic:cNvPr descr="../figures/figure_sig_H3_iri_total_judged_control_h3_empathy_x_judged_negotiator_control_label_hidden.png" id="24" name="Picture"/>
+                    <pic:cNvPr descr="../figures/figure_sig_H3_iri_pt_judged_ingroup_h3_empathy_perspective_taking_x_n1_ingroup.png" id="24" name="Picture"/>
                     <pic:cNvPicPr>
                       <a:picLocks noChangeArrowheads="1" noChangeAspect="1"/>
                     </pic:cNvPicPr>
@@ -3183,7 +2676,7 @@
         <w:pStyle w:val="ImageCaption"/>
       </w:pPr>
       <w:r>
-        <w:t xml:space="preserve">Figure 5. Selected H3 interaction effect (Emp x JN Ctl). Panels show Tobit-predicted judgments on the observed -9 to 9 scale with 95% confidence intervals.</w:t>
+        <w:t xml:space="preserve">Figure 5. Selected H3 interaction effect (PT x N1-In). Panels show Tobit-predicted judgments on the observed -9 to 9 scale with 95% confidence intervals.</w:t>
       </w:r>
     </w:p>
     <w:p>

--- a/outputs/report/tobit_behavioral_economics_report.docx
+++ b/outputs/report/tobit_behavioral_economics_report.docx
@@ -16,7 +16,7 @@
         <w:pStyle w:val="FirstParagraph"/>
       </w:pPr>
       <w:r>
-        <w:t xml:space="preserve">Generated on 2026-04-11 09:04:59.</w:t>
+        <w:t xml:space="preserve">Generated on 2026-04-11 22:02:12.</w:t>
       </w:r>
     </w:p>
     <w:bookmarkStart w:id="9" w:name="materials-and-methods"/>
@@ -49,7 +49,7 @@
         <w:pStyle w:val="BodyText"/>
       </w:pPr>
       <w:r>
-        <w:t xml:space="preserve">To respect journal space constraints, the report uses four compact tables and five figures, with a fifth table added only when the non-parametric robustness branch is enabled. The figure plan prioritizes the two six-panel descriptive subset figures plus one focal figure each for H1, H2, and H3, selected from the dynamic figure catalog by the lowest Tobit p-value among focal predictors. The table plan prioritizes one design table and one compact results table for each hypothesis family.</w:t>
+        <w:t xml:space="preserve">To respect journal space constraints, the report uses four compact tables and five figures, with a fifth table added only when the non-parametric robustness branch is enabled. The figure plan prioritizes the two role-specific descriptive figures, each split into accepted-versus-rejected rows across the six explicit case configurations, plus one focal figure each for H1, H2, and H3, selected from the dynamic figure catalog by the lowest Tobit p-value among focal predictors. The table plan prioritizes one design table and one compact results table for each hypothesis family.</w:t>
       </w:r>
     </w:p>
     <w:p>
@@ -69,127 +69,134 @@
           <m:jc m:val="center"/>
         </m:oMathParaPr>
         <m:oMath>
-          <m:sSubSup>
+          <m:eqArr>
             <m:e>
-              <m:r>
-                <m:t>y</m:t>
-              </m:r>
-            </m:e>
-            <m:sub>
-              <m:r>
-                <m:t>i</m:t>
-              </m:r>
-              <m:r>
-                <m:t>s</m:t>
-              </m:r>
-              <m:r>
-                <m:t>n</m:t>
-              </m:r>
-            </m:sub>
-            <m:sup>
-              <m:r>
-                <m:t>o</m:t>
-              </m:r>
-              <m:r>
-                <m:t>b</m:t>
-              </m:r>
-              <m:r>
-                <m:t>s</m:t>
-              </m:r>
-            </m:sup>
-          </m:sSubSup>
-          <m:r>
-            <m:rPr>
-              <m:sty m:val="p"/>
-            </m:rPr>
-            <m:t>=</m:t>
-          </m:r>
-          <m:r>
-            <m:rPr>
-              <m:sty m:val="p"/>
-            </m:rPr>
-            <m:t>min</m:t>
-          </m:r>
-          <m:r>
-            <m:rPr>
-              <m:sty m:val="p"/>
-            </m:rPr>
-            <m:t>{</m:t>
-          </m:r>
-          <m:r>
-            <m:t>9</m:t>
-          </m:r>
-          <m:r>
-            <m:rPr>
-              <m:sty m:val="p"/>
-            </m:rPr>
-            <m:t>,</m:t>
-          </m:r>
-          <m:r>
-            <m:rPr>
-              <m:sty m:val="p"/>
-            </m:rPr>
-            <m:t>max</m:t>
-          </m:r>
-          <m:r>
-            <m:rPr>
-              <m:sty m:val="p"/>
-            </m:rPr>
-            <m:t>[</m:t>
-          </m:r>
-          <m:r>
-            <m:rPr>
-              <m:sty m:val="p"/>
-            </m:rPr>
-            <m:t>−</m:t>
-          </m:r>
-          <m:r>
-            <m:t>9</m:t>
-          </m:r>
-          <m:r>
-            <m:rPr>
-              <m:sty m:val="p"/>
-            </m:rPr>
-            <m:t>,</m:t>
-          </m:r>
-          <m:sSubSup>
-            <m:e>
-              <m:r>
-                <m:t>y</m:t>
-              </m:r>
-            </m:e>
-            <m:sub>
-              <m:r>
-                <m:t>i</m:t>
-              </m:r>
-              <m:r>
-                <m:t>s</m:t>
-              </m:r>
-              <m:r>
-                <m:t>n</m:t>
-              </m:r>
-            </m:sub>
-            <m:sup>
+              <m:sSubSup>
+                <m:e>
+                  <m:r>
+                    <m:t>y</m:t>
+                  </m:r>
+                </m:e>
+                <m:sub>
+                  <m:r>
+                    <m:t>i</m:t>
+                  </m:r>
+                  <m:r>
+                    <m:t>s</m:t>
+                  </m:r>
+                  <m:r>
+                    <m:t>n</m:t>
+                  </m:r>
+                </m:sub>
+                <m:sup>
+                  <m:r>
+                    <m:t>o</m:t>
+                  </m:r>
+                  <m:r>
+                    <m:t>b</m:t>
+                  </m:r>
+                  <m:r>
+                    <m:t>s</m:t>
+                  </m:r>
+                </m:sup>
+              </m:sSubSup>
+              <m:r>
+                <m:t>&amp;</m:t>
+              </m:r>
               <m:r>
                 <m:rPr>
                   <m:sty m:val="p"/>
                 </m:rPr>
-                <m:t>*</m:t>
-              </m:r>
-            </m:sup>
-          </m:sSubSup>
-          <m:r>
-            <m:rPr>
-              <m:sty m:val="p"/>
-            </m:rPr>
-            <m:t>]</m:t>
-          </m:r>
-          <m:r>
-            <m:rPr>
-              <m:sty m:val="p"/>
-            </m:rPr>
-            <m:t>}</m:t>
-          </m:r>
+                <m:t>=</m:t>
+              </m:r>
+              <m:r>
+                <m:rPr>
+                  <m:sty m:val="p"/>
+                </m:rPr>
+                <m:t>min</m:t>
+              </m:r>
+              <m:r>
+                <m:rPr>
+                  <m:sty m:val="p"/>
+                </m:rPr>
+                <m:t>{</m:t>
+              </m:r>
+              <m:r>
+                <m:t>9</m:t>
+              </m:r>
+              <m:r>
+                <m:rPr>
+                  <m:sty m:val="p"/>
+                </m:rPr>
+                <m:t>,</m:t>
+              </m:r>
+              <m:r>
+                <m:rPr>
+                  <m:sty m:val="p"/>
+                </m:rPr>
+                <m:t>max</m:t>
+              </m:r>
+              <m:r>
+                <m:rPr>
+                  <m:sty m:val="p"/>
+                </m:rPr>
+                <m:t>[</m:t>
+              </m:r>
+              <m:r>
+                <m:rPr>
+                  <m:sty m:val="p"/>
+                </m:rPr>
+                <m:t>−</m:t>
+              </m:r>
+              <m:r>
+                <m:t>9</m:t>
+              </m:r>
+              <m:r>
+                <m:rPr>
+                  <m:sty m:val="p"/>
+                </m:rPr>
+                <m:t>,</m:t>
+              </m:r>
+              <m:sSubSup>
+                <m:e>
+                  <m:r>
+                    <m:t>y</m:t>
+                  </m:r>
+                </m:e>
+                <m:sub>
+                  <m:r>
+                    <m:t>i</m:t>
+                  </m:r>
+                  <m:r>
+                    <m:t>s</m:t>
+                  </m:r>
+                  <m:r>
+                    <m:t>n</m:t>
+                  </m:r>
+                </m:sub>
+                <m:sup>
+                  <m:r>
+                    <m:rPr>
+                      <m:sty m:val="p"/>
+                    </m:rPr>
+                    <m:t>*</m:t>
+                  </m:r>
+                </m:sup>
+              </m:sSubSup>
+              <m:r>
+                <m:rPr>
+                  <m:sty m:val="p"/>
+                </m:rPr>
+                <m:t>]</m:t>
+              </m:r>
+              <m:r>
+                <m:rPr>
+                  <m:sty m:val="p"/>
+                </m:rPr>
+                <m:t>}</m:t>
+              </m:r>
+            </m:e>
+          </m:eqArr>
         </m:oMath>
       </m:oMathPara>
     </w:p>
@@ -255,179 +262,197 @@
           <m:jc m:val="center"/>
         </m:oMathParaPr>
         <m:oMath>
-          <m:sSubSup>
+          <m:eqArr>
             <m:e>
-              <m:r>
-                <m:t>y</m:t>
-              </m:r>
-            </m:e>
-            <m:sub>
-              <m:r>
-                <m:t>i</m:t>
-              </m:r>
-              <m:r>
-                <m:t>s</m:t>
-              </m:r>
-              <m:r>
-                <m:t>n</m:t>
-              </m:r>
-            </m:sub>
-            <m:sup>
+              <m:sSubSup>
+                <m:e>
+                  <m:r>
+                    <m:t>y</m:t>
+                  </m:r>
+                </m:e>
+                <m:sub>
+                  <m:r>
+                    <m:t>i</m:t>
+                  </m:r>
+                  <m:r>
+                    <m:t>s</m:t>
+                  </m:r>
+                  <m:r>
+                    <m:t>n</m:t>
+                  </m:r>
+                </m:sub>
+                <m:sup>
+                  <m:r>
+                    <m:rPr>
+                      <m:sty m:val="p"/>
+                    </m:rPr>
+                    <m:t>*</m:t>
+                  </m:r>
+                </m:sup>
+              </m:sSubSup>
+              <m:r>
+                <m:t>&amp;</m:t>
+              </m:r>
               <m:r>
                 <m:rPr>
                   <m:sty m:val="p"/>
                 </m:rPr>
-                <m:t>*</m:t>
-              </m:r>
-            </m:sup>
-          </m:sSubSup>
-          <m:r>
-            <m:rPr>
-              <m:sty m:val="p"/>
-            </m:rPr>
-            <m:t>=</m:t>
-          </m:r>
-          <m:sSub>
+                <m:t>=</m:t>
+              </m:r>
+              <m:sSub>
+                <m:e>
+                  <m:r>
+                    <m:t>α</m:t>
+                  </m:r>
+                </m:e>
+                <m:sub>
+                  <m:r>
+                    <m:t>r</m:t>
+                  </m:r>
+                </m:sub>
+              </m:sSub>
+              <m:r>
+                <m:rPr>
+                  <m:sty m:val="p"/>
+                </m:rPr>
+                <m:t>+</m:t>
+              </m:r>
+              <m:sSub>
+                <m:e>
+                  <m:r>
+                    <m:rPr>
+                      <m:sty m:val="bi"/>
+                    </m:rPr>
+                    <m:t>E</m:t>
+                  </m:r>
+                </m:e>
+                <m:sub>
+                  <m:r>
+                    <m:t>i</m:t>
+                  </m:r>
+                </m:sub>
+              </m:sSub>
+              <m:sSub>
+                <m:e>
+                  <m:r>
+                    <m:t>β</m:t>
+                  </m:r>
+                </m:e>
+                <m:sub>
+                  <m:r>
+                    <m:t>r</m:t>
+                  </m:r>
+                </m:sub>
+              </m:sSub>
+              <m:r>
+                <m:rPr>
+                  <m:sty m:val="p"/>
+                </m:rPr>
+                <m:t>+</m:t>
+              </m:r>
+              <m:sSub>
+                <m:e>
+                  <m:r>
+                    <m:rPr>
+                      <m:sty m:val="bi"/>
+                    </m:rPr>
+                    <m:t>R</m:t>
+                  </m:r>
+                </m:e>
+                <m:sub>
+                  <m:r>
+                    <m:t>i</m:t>
+                  </m:r>
+                  <m:r>
+                    <m:t>s</m:t>
+                  </m:r>
+                  <m:r>
+                    <m:t>n</m:t>
+                  </m:r>
+                </m:sub>
+              </m:sSub>
+              <m:sSub>
+                <m:e>
+                  <m:r>
+                    <m:t>γ</m:t>
+                  </m:r>
+                </m:e>
+                <m:sub>
+                  <m:r>
+                    <m:t>r</m:t>
+                  </m:r>
+                </m:sub>
+              </m:sSub>
+            </m:e>
             <m:e>
               <m:r>
-                <m:t>α</m:t>
-              </m:r>
+                <m:t>&amp;</m:t>
+              </m:r>
+              <m:r>
+                <m:t> </m:t>
+              </m:r>
+              <m:r>
+                <m:rPr>
+                  <m:sty m:val="p"/>
+                </m:rPr>
+                <m:t>+</m:t>
+              </m:r>
+              <m:r>
+                <m:t> </m:t>
+              </m:r>
+              <m:sSub>
+                <m:e>
+                  <m:r>
+                    <m:rPr>
+                      <m:sty m:val="bi"/>
+                    </m:rPr>
+                    <m:t>X</m:t>
+                  </m:r>
+                </m:e>
+                <m:sub>
+                  <m:r>
+                    <m:t>i</m:t>
+                  </m:r>
+                </m:sub>
+              </m:sSub>
+              <m:sSub>
+                <m:e>
+                  <m:r>
+                    <m:t>δ</m:t>
+                  </m:r>
+                </m:e>
+                <m:sub>
+                  <m:r>
+                    <m:t>r</m:t>
+                  </m:r>
+                </m:sub>
+              </m:sSub>
+              <m:r>
+                <m:rPr>
+                  <m:sty m:val="p"/>
+                </m:rPr>
+                <m:t>+</m:t>
+              </m:r>
+              <m:sSub>
+                <m:e>
+                  <m:r>
+                    <m:t>ε</m:t>
+                  </m:r>
+                </m:e>
+                <m:sub>
+                  <m:r>
+                    <m:t>i</m:t>
+                  </m:r>
+                  <m:r>
+                    <m:t>s</m:t>
+                  </m:r>
+                  <m:r>
+                    <m:t>n</m:t>
+                  </m:r>
+                </m:sub>
+              </m:sSub>
             </m:e>
-            <m:sub>
-              <m:r>
-                <m:t>r</m:t>
-              </m:r>
-            </m:sub>
-          </m:sSub>
-          <m:r>
-            <m:rPr>
-              <m:sty m:val="p"/>
-            </m:rPr>
-            <m:t>+</m:t>
-          </m:r>
-          <m:sSub>
-            <m:e>
-              <m:r>
-                <m:rPr>
-                  <m:sty m:val="bi"/>
-                </m:rPr>
-                <m:t>E</m:t>
-              </m:r>
-            </m:e>
-            <m:sub>
-              <m:r>
-                <m:t>i</m:t>
-              </m:r>
-            </m:sub>
-          </m:sSub>
-          <m:sSub>
-            <m:e>
-              <m:r>
-                <m:t>β</m:t>
-              </m:r>
-            </m:e>
-            <m:sub>
-              <m:r>
-                <m:t>r</m:t>
-              </m:r>
-            </m:sub>
-          </m:sSub>
-          <m:r>
-            <m:rPr>
-              <m:sty m:val="p"/>
-            </m:rPr>
-            <m:t>+</m:t>
-          </m:r>
-          <m:sSub>
-            <m:e>
-              <m:r>
-                <m:rPr>
-                  <m:sty m:val="bi"/>
-                </m:rPr>
-                <m:t>R</m:t>
-              </m:r>
-            </m:e>
-            <m:sub>
-              <m:r>
-                <m:t>i</m:t>
-              </m:r>
-              <m:r>
-                <m:t>s</m:t>
-              </m:r>
-              <m:r>
-                <m:t>n</m:t>
-              </m:r>
-            </m:sub>
-          </m:sSub>
-          <m:sSub>
-            <m:e>
-              <m:r>
-                <m:t>γ</m:t>
-              </m:r>
-            </m:e>
-            <m:sub>
-              <m:r>
-                <m:t>r</m:t>
-              </m:r>
-            </m:sub>
-          </m:sSub>
-          <m:r>
-            <m:rPr>
-              <m:sty m:val="p"/>
-            </m:rPr>
-            <m:t>+</m:t>
-          </m:r>
-          <m:sSub>
-            <m:e>
-              <m:r>
-                <m:rPr>
-                  <m:sty m:val="bi"/>
-                </m:rPr>
-                <m:t>X</m:t>
-              </m:r>
-            </m:e>
-            <m:sub>
-              <m:r>
-                <m:t>i</m:t>
-              </m:r>
-            </m:sub>
-          </m:sSub>
-          <m:sSub>
-            <m:e>
-              <m:r>
-                <m:t>δ</m:t>
-              </m:r>
-            </m:e>
-            <m:sub>
-              <m:r>
-                <m:t>r</m:t>
-              </m:r>
-            </m:sub>
-          </m:sSub>
-          <m:r>
-            <m:rPr>
-              <m:sty m:val="p"/>
-            </m:rPr>
-            <m:t>+</m:t>
-          </m:r>
-          <m:sSub>
-            <m:e>
-              <m:r>
-                <m:t>ε</m:t>
-              </m:r>
-            </m:e>
-            <m:sub>
-              <m:r>
-                <m:t>i</m:t>
-              </m:r>
-              <m:r>
-                <m:t>s</m:t>
-              </m:r>
-              <m:r>
-                <m:t>n</m:t>
-              </m:r>
-            </m:sub>
-          </m:sSub>
+          </m:eqArr>
         </m:oMath>
       </m:oMathPara>
     </w:p>
@@ -448,188 +473,206 @@
           <m:jc m:val="center"/>
         </m:oMathParaPr>
         <m:oMath>
-          <m:sSubSup>
+          <m:eqArr>
             <m:e>
-              <m:r>
-                <m:t>y</m:t>
-              </m:r>
-            </m:e>
-            <m:sub>
-              <m:r>
-                <m:t>i</m:t>
-              </m:r>
-              <m:r>
-                <m:t>s</m:t>
-              </m:r>
-              <m:r>
-                <m:t>n</m:t>
+              <m:sSubSup>
+                <m:e>
+                  <m:r>
+                    <m:t>y</m:t>
+                  </m:r>
+                </m:e>
+                <m:sub>
+                  <m:r>
+                    <m:t>i</m:t>
+                  </m:r>
+                  <m:r>
+                    <m:t>s</m:t>
+                  </m:r>
+                  <m:r>
+                    <m:t>n</m:t>
+                  </m:r>
+                  <m:r>
+                    <m:rPr>
+                      <m:sty m:val="p"/>
+                    </m:rPr>
+                    <m:t>,</m:t>
+                  </m:r>
+                  <m:r>
+                    <m:t>V</m:t>
+                  </m:r>
+                </m:sub>
+                <m:sup>
+                  <m:r>
+                    <m:rPr>
+                      <m:sty m:val="p"/>
+                    </m:rPr>
+                    <m:t>*</m:t>
+                  </m:r>
+                </m:sup>
+              </m:sSubSup>
+              <m:r>
+                <m:t>&amp;</m:t>
               </m:r>
               <m:r>
                 <m:rPr>
                   <m:sty m:val="p"/>
                 </m:rPr>
-                <m:t>,</m:t>
-              </m:r>
-              <m:r>
-                <m:t>V</m:t>
-              </m:r>
-            </m:sub>
-            <m:sup>
+                <m:t>=</m:t>
+              </m:r>
+              <m:sSub>
+                <m:e>
+                  <m:r>
+                    <m:t>α</m:t>
+                  </m:r>
+                </m:e>
+                <m:sub>
+                  <m:r>
+                    <m:t>V</m:t>
+                  </m:r>
+                </m:sub>
+              </m:sSub>
               <m:r>
                 <m:rPr>
                   <m:sty m:val="p"/>
                 </m:rPr>
-                <m:t>*</m:t>
-              </m:r>
-            </m:sup>
-          </m:sSubSup>
-          <m:r>
-            <m:rPr>
-              <m:sty m:val="p"/>
-            </m:rPr>
-            <m:t>=</m:t>
-          </m:r>
-          <m:sSub>
+                <m:t>+</m:t>
+              </m:r>
+              <m:sSub>
+                <m:e>
+                  <m:r>
+                    <m:rPr>
+                      <m:sty m:val="bi"/>
+                    </m:rPr>
+                    <m:t>S</m:t>
+                  </m:r>
+                </m:e>
+                <m:sub>
+                  <m:r>
+                    <m:t>i</m:t>
+                  </m:r>
+                  <m:r>
+                    <m:t>s</m:t>
+                  </m:r>
+                  <m:r>
+                    <m:t>n</m:t>
+                  </m:r>
+                </m:sub>
+              </m:sSub>
+              <m:sSub>
+                <m:e>
+                  <m:r>
+                    <m:t>θ</m:t>
+                  </m:r>
+                </m:e>
+                <m:sub>
+                  <m:r>
+                    <m:t>V</m:t>
+                  </m:r>
+                </m:sub>
+              </m:sSub>
+              <m:r>
+                <m:rPr>
+                  <m:sty m:val="p"/>
+                </m:rPr>
+                <m:t>+</m:t>
+              </m:r>
+              <m:sSub>
+                <m:e>
+                  <m:r>
+                    <m:rPr>
+                      <m:sty m:val="bi"/>
+                    </m:rPr>
+                    <m:t>E</m:t>
+                  </m:r>
+                </m:e>
+                <m:sub>
+                  <m:r>
+                    <m:t>i</m:t>
+                  </m:r>
+                </m:sub>
+              </m:sSub>
+              <m:sSub>
+                <m:e>
+                  <m:r>
+                    <m:t>β</m:t>
+                  </m:r>
+                </m:e>
+                <m:sub>
+                  <m:r>
+                    <m:t>V</m:t>
+                  </m:r>
+                </m:sub>
+              </m:sSub>
+            </m:e>
             <m:e>
               <m:r>
-                <m:t>α</m:t>
-              </m:r>
+                <m:t>&amp;</m:t>
+              </m:r>
+              <m:r>
+                <m:t> </m:t>
+              </m:r>
+              <m:r>
+                <m:rPr>
+                  <m:sty m:val="p"/>
+                </m:rPr>
+                <m:t>+</m:t>
+              </m:r>
+              <m:r>
+                <m:t> </m:t>
+              </m:r>
+              <m:sSub>
+                <m:e>
+                  <m:r>
+                    <m:rPr>
+                      <m:sty m:val="bi"/>
+                    </m:rPr>
+                    <m:t>X</m:t>
+                  </m:r>
+                </m:e>
+                <m:sub>
+                  <m:r>
+                    <m:t>i</m:t>
+                  </m:r>
+                </m:sub>
+              </m:sSub>
+              <m:sSub>
+                <m:e>
+                  <m:r>
+                    <m:t>δ</m:t>
+                  </m:r>
+                </m:e>
+                <m:sub>
+                  <m:r>
+                    <m:t>V</m:t>
+                  </m:r>
+                </m:sub>
+              </m:sSub>
+              <m:r>
+                <m:rPr>
+                  <m:sty m:val="p"/>
+                </m:rPr>
+                <m:t>+</m:t>
+              </m:r>
+              <m:sSub>
+                <m:e>
+                  <m:r>
+                    <m:t>ε</m:t>
+                  </m:r>
+                </m:e>
+                <m:sub>
+                  <m:r>
+                    <m:t>i</m:t>
+                  </m:r>
+                  <m:r>
+                    <m:t>s</m:t>
+                  </m:r>
+                  <m:r>
+                    <m:t>n</m:t>
+                  </m:r>
+                </m:sub>
+              </m:sSub>
             </m:e>
-            <m:sub>
-              <m:r>
-                <m:t>V</m:t>
-              </m:r>
-            </m:sub>
-          </m:sSub>
-          <m:r>
-            <m:rPr>
-              <m:sty m:val="p"/>
-            </m:rPr>
-            <m:t>+</m:t>
-          </m:r>
-          <m:sSub>
-            <m:e>
-              <m:r>
-                <m:rPr>
-                  <m:sty m:val="bi"/>
-                </m:rPr>
-                <m:t>S</m:t>
-              </m:r>
-            </m:e>
-            <m:sub>
-              <m:r>
-                <m:t>i</m:t>
-              </m:r>
-              <m:r>
-                <m:t>s</m:t>
-              </m:r>
-              <m:r>
-                <m:t>n</m:t>
-              </m:r>
-            </m:sub>
-          </m:sSub>
-          <m:sSub>
-            <m:e>
-              <m:r>
-                <m:t>θ</m:t>
-              </m:r>
-            </m:e>
-            <m:sub>
-              <m:r>
-                <m:t>V</m:t>
-              </m:r>
-            </m:sub>
-          </m:sSub>
-          <m:r>
-            <m:rPr>
-              <m:sty m:val="p"/>
-            </m:rPr>
-            <m:t>+</m:t>
-          </m:r>
-          <m:sSub>
-            <m:e>
-              <m:r>
-                <m:rPr>
-                  <m:sty m:val="bi"/>
-                </m:rPr>
-                <m:t>E</m:t>
-              </m:r>
-            </m:e>
-            <m:sub>
-              <m:r>
-                <m:t>i</m:t>
-              </m:r>
-            </m:sub>
-          </m:sSub>
-          <m:sSub>
-            <m:e>
-              <m:r>
-                <m:t>β</m:t>
-              </m:r>
-            </m:e>
-            <m:sub>
-              <m:r>
-                <m:t>V</m:t>
-              </m:r>
-            </m:sub>
-          </m:sSub>
-          <m:r>
-            <m:rPr>
-              <m:sty m:val="p"/>
-            </m:rPr>
-            <m:t>+</m:t>
-          </m:r>
-          <m:sSub>
-            <m:e>
-              <m:r>
-                <m:rPr>
-                  <m:sty m:val="bi"/>
-                </m:rPr>
-                <m:t>X</m:t>
-              </m:r>
-            </m:e>
-            <m:sub>
-              <m:r>
-                <m:t>i</m:t>
-              </m:r>
-            </m:sub>
-          </m:sSub>
-          <m:sSub>
-            <m:e>
-              <m:r>
-                <m:t>δ</m:t>
-              </m:r>
-            </m:e>
-            <m:sub>
-              <m:r>
-                <m:t>V</m:t>
-              </m:r>
-            </m:sub>
-          </m:sSub>
-          <m:r>
-            <m:rPr>
-              <m:sty m:val="p"/>
-            </m:rPr>
-            <m:t>+</m:t>
-          </m:r>
-          <m:sSub>
-            <m:e>
-              <m:r>
-                <m:t>ε</m:t>
-              </m:r>
-            </m:e>
-            <m:sub>
-              <m:r>
-                <m:t>i</m:t>
-              </m:r>
-              <m:r>
-                <m:t>s</m:t>
-              </m:r>
-              <m:r>
-                <m:t>n</m:t>
-              </m:r>
-            </m:sub>
-          </m:sSub>
+          </m:eqArr>
         </m:oMath>
       </m:oMathPara>
     </w:p>
@@ -642,299 +685,328 @@
           <m:jc m:val="center"/>
         </m:oMathParaPr>
         <m:oMath>
-          <m:sSubSup>
+          <m:eqArr>
             <m:e>
-              <m:r>
-                <m:t>y</m:t>
-              </m:r>
-            </m:e>
-            <m:sub>
-              <m:r>
-                <m:t>i</m:t>
-              </m:r>
-              <m:r>
-                <m:t>s</m:t>
-              </m:r>
-              <m:r>
-                <m:t>n</m:t>
+              <m:sSubSup>
+                <m:e>
+                  <m:r>
+                    <m:t>y</m:t>
+                  </m:r>
+                </m:e>
+                <m:sub>
+                  <m:r>
+                    <m:t>i</m:t>
+                  </m:r>
+                  <m:r>
+                    <m:t>s</m:t>
+                  </m:r>
+                  <m:r>
+                    <m:t>n</m:t>
+                  </m:r>
+                  <m:r>
+                    <m:rPr>
+                      <m:sty m:val="p"/>
+                    </m:rPr>
+                    <m:t>,</m:t>
+                  </m:r>
+                  <m:r>
+                    <m:t>O</m:t>
+                  </m:r>
+                </m:sub>
+                <m:sup>
+                  <m:r>
+                    <m:rPr>
+                      <m:sty m:val="p"/>
+                    </m:rPr>
+                    <m:t>*</m:t>
+                  </m:r>
+                </m:sup>
+              </m:sSubSup>
+              <m:r>
+                <m:t>&amp;</m:t>
               </m:r>
               <m:r>
                 <m:rPr>
                   <m:sty m:val="p"/>
                 </m:rPr>
-                <m:t>,</m:t>
-              </m:r>
-              <m:r>
-                <m:t>O</m:t>
-              </m:r>
-            </m:sub>
-            <m:sup>
+                <m:t>=</m:t>
+              </m:r>
+              <m:sSub>
+                <m:e>
+                  <m:r>
+                    <m:t>α</m:t>
+                  </m:r>
+                </m:e>
+                <m:sub>
+                  <m:r>
+                    <m:t>O</m:t>
+                  </m:r>
+                </m:sub>
+              </m:sSub>
               <m:r>
                 <m:rPr>
                   <m:sty m:val="p"/>
                 </m:rPr>
-                <m:t>*</m:t>
-              </m:r>
-            </m:sup>
-          </m:sSubSup>
-          <m:r>
-            <m:rPr>
-              <m:sty m:val="p"/>
-            </m:rPr>
-            <m:t>=</m:t>
-          </m:r>
-          <m:sSub>
+                <m:t>+</m:t>
+              </m:r>
+              <m:sSub>
+                <m:e>
+                  <m:r>
+                    <m:rPr>
+                      <m:sty m:val="bi"/>
+                    </m:rPr>
+                    <m:t>S</m:t>
+                  </m:r>
+                </m:e>
+                <m:sub>
+                  <m:r>
+                    <m:t>i</m:t>
+                  </m:r>
+                  <m:r>
+                    <m:t>s</m:t>
+                  </m:r>
+                  <m:r>
+                    <m:t>n</m:t>
+                  </m:r>
+                </m:sub>
+              </m:sSub>
+              <m:sSub>
+                <m:e>
+                  <m:r>
+                    <m:t>θ</m:t>
+                  </m:r>
+                </m:e>
+                <m:sub>
+                  <m:r>
+                    <m:t>O</m:t>
+                  </m:r>
+                </m:sub>
+              </m:sSub>
+              <m:r>
+                <m:rPr>
+                  <m:sty m:val="p"/>
+                </m:rPr>
+                <m:t>+</m:t>
+              </m:r>
+              <m:sSub>
+                <m:e>
+                  <m:r>
+                    <m:t>V</m:t>
+                  </m:r>
+                </m:e>
+                <m:sub>
+                  <m:r>
+                    <m:t>i</m:t>
+                  </m:r>
+                  <m:r>
+                    <m:t>s</m:t>
+                  </m:r>
+                  <m:r>
+                    <m:t>n</m:t>
+                  </m:r>
+                </m:sub>
+              </m:sSub>
+              <m:sSub>
+                <m:e>
+                  <m:r>
+                    <m:t>λ</m:t>
+                  </m:r>
+                </m:e>
+                <m:sub>
+                  <m:r>
+                    <m:t>O</m:t>
+                  </m:r>
+                </m:sub>
+              </m:sSub>
+            </m:e>
             <m:e>
               <m:r>
-                <m:t>α</m:t>
-              </m:r>
+                <m:t>&amp;</m:t>
+              </m:r>
+              <m:r>
+                <m:t> </m:t>
+              </m:r>
+              <m:r>
+                <m:rPr>
+                  <m:sty m:val="p"/>
+                </m:rPr>
+                <m:t>+</m:t>
+              </m:r>
+              <m:r>
+                <m:t> </m:t>
+              </m:r>
+              <m:r>
+                <m:rPr>
+                  <m:sty m:val="p"/>
+                </m:rPr>
+                <m:t>(</m:t>
+              </m:r>
+              <m:sSub>
+                <m:e>
+                  <m:r>
+                    <m:rPr>
+                      <m:sty m:val="bi"/>
+                    </m:rPr>
+                    <m:t>S</m:t>
+                  </m:r>
+                </m:e>
+                <m:sub>
+                  <m:r>
+                    <m:t>i</m:t>
+                  </m:r>
+                  <m:r>
+                    <m:t>s</m:t>
+                  </m:r>
+                  <m:r>
+                    <m:t>n</m:t>
+                  </m:r>
+                </m:sub>
+              </m:sSub>
+              <m:r>
+                <m:rPr>
+                  <m:sty m:val="p"/>
+                </m:rPr>
+                <m:t>×</m:t>
+              </m:r>
+              <m:sSub>
+                <m:e>
+                  <m:r>
+                    <m:t>V</m:t>
+                  </m:r>
+                </m:e>
+                <m:sub>
+                  <m:r>
+                    <m:t>i</m:t>
+                  </m:r>
+                  <m:r>
+                    <m:t>s</m:t>
+                  </m:r>
+                  <m:r>
+                    <m:t>n</m:t>
+                  </m:r>
+                </m:sub>
+              </m:sSub>
+              <m:r>
+                <m:rPr>
+                  <m:sty m:val="p"/>
+                </m:rPr>
+                <m:t>)</m:t>
+              </m:r>
+              <m:sSub>
+                <m:e>
+                  <m:r>
+                    <m:t>κ</m:t>
+                  </m:r>
+                </m:e>
+                <m:sub>
+                  <m:r>
+                    <m:t>O</m:t>
+                  </m:r>
+                </m:sub>
+              </m:sSub>
+              <m:r>
+                <m:rPr>
+                  <m:sty m:val="p"/>
+                </m:rPr>
+                <m:t>+</m:t>
+              </m:r>
+              <m:sSub>
+                <m:e>
+                  <m:r>
+                    <m:rPr>
+                      <m:sty m:val="bi"/>
+                    </m:rPr>
+                    <m:t>E</m:t>
+                  </m:r>
+                </m:e>
+                <m:sub>
+                  <m:r>
+                    <m:t>i</m:t>
+                  </m:r>
+                </m:sub>
+              </m:sSub>
+              <m:sSub>
+                <m:e>
+                  <m:r>
+                    <m:t>β</m:t>
+                  </m:r>
+                </m:e>
+                <m:sub>
+                  <m:r>
+                    <m:t>O</m:t>
+                  </m:r>
+                </m:sub>
+              </m:sSub>
             </m:e>
-            <m:sub>
-              <m:r>
-                <m:t>O</m:t>
-              </m:r>
-            </m:sub>
-          </m:sSub>
-          <m:r>
-            <m:rPr>
-              <m:sty m:val="p"/>
-            </m:rPr>
-            <m:t>+</m:t>
-          </m:r>
-          <m:sSub>
             <m:e>
               <m:r>
+                <m:t>&amp;</m:t>
+              </m:r>
+              <m:r>
+                <m:t> </m:t>
+              </m:r>
+              <m:r>
                 <m:rPr>
-                  <m:sty m:val="bi"/>
+                  <m:sty m:val="p"/>
                 </m:rPr>
-                <m:t>S</m:t>
-              </m:r>
+                <m:t>+</m:t>
+              </m:r>
+              <m:r>
+                <m:t> </m:t>
+              </m:r>
+              <m:sSub>
+                <m:e>
+                  <m:r>
+                    <m:rPr>
+                      <m:sty m:val="bi"/>
+                    </m:rPr>
+                    <m:t>X</m:t>
+                  </m:r>
+                </m:e>
+                <m:sub>
+                  <m:r>
+                    <m:t>i</m:t>
+                  </m:r>
+                </m:sub>
+              </m:sSub>
+              <m:sSub>
+                <m:e>
+                  <m:r>
+                    <m:t>δ</m:t>
+                  </m:r>
+                </m:e>
+                <m:sub>
+                  <m:r>
+                    <m:t>O</m:t>
+                  </m:r>
+                </m:sub>
+              </m:sSub>
+              <m:r>
+                <m:rPr>
+                  <m:sty m:val="p"/>
+                </m:rPr>
+                <m:t>+</m:t>
+              </m:r>
+              <m:sSub>
+                <m:e>
+                  <m:r>
+                    <m:t>ε</m:t>
+                  </m:r>
+                </m:e>
+                <m:sub>
+                  <m:r>
+                    <m:t>i</m:t>
+                  </m:r>
+                  <m:r>
+                    <m:t>s</m:t>
+                  </m:r>
+                  <m:r>
+                    <m:t>n</m:t>
+                  </m:r>
+                </m:sub>
+              </m:sSub>
             </m:e>
-            <m:sub>
-              <m:r>
-                <m:t>i</m:t>
-              </m:r>
-              <m:r>
-                <m:t>s</m:t>
-              </m:r>
-              <m:r>
-                <m:t>n</m:t>
-              </m:r>
-            </m:sub>
-          </m:sSub>
-          <m:sSub>
-            <m:e>
-              <m:r>
-                <m:t>θ</m:t>
-              </m:r>
-            </m:e>
-            <m:sub>
-              <m:r>
-                <m:t>O</m:t>
-              </m:r>
-            </m:sub>
-          </m:sSub>
-          <m:r>
-            <m:rPr>
-              <m:sty m:val="p"/>
-            </m:rPr>
-            <m:t>+</m:t>
-          </m:r>
-          <m:sSub>
-            <m:e>
-              <m:r>
-                <m:t>V</m:t>
-              </m:r>
-            </m:e>
-            <m:sub>
-              <m:r>
-                <m:t>i</m:t>
-              </m:r>
-              <m:r>
-                <m:t>s</m:t>
-              </m:r>
-              <m:r>
-                <m:t>n</m:t>
-              </m:r>
-            </m:sub>
-          </m:sSub>
-          <m:sSub>
-            <m:e>
-              <m:r>
-                <m:t>λ</m:t>
-              </m:r>
-            </m:e>
-            <m:sub>
-              <m:r>
-                <m:t>O</m:t>
-              </m:r>
-            </m:sub>
-          </m:sSub>
-          <m:r>
-            <m:rPr>
-              <m:sty m:val="p"/>
-            </m:rPr>
-            <m:t>+</m:t>
-          </m:r>
-          <m:r>
-            <m:rPr>
-              <m:sty m:val="p"/>
-            </m:rPr>
-            <m:t>(</m:t>
-          </m:r>
-          <m:sSub>
-            <m:e>
-              <m:r>
-                <m:rPr>
-                  <m:sty m:val="bi"/>
-                </m:rPr>
-                <m:t>S</m:t>
-              </m:r>
-            </m:e>
-            <m:sub>
-              <m:r>
-                <m:t>i</m:t>
-              </m:r>
-              <m:r>
-                <m:t>s</m:t>
-              </m:r>
-              <m:r>
-                <m:t>n</m:t>
-              </m:r>
-            </m:sub>
-          </m:sSub>
-          <m:r>
-            <m:rPr>
-              <m:sty m:val="p"/>
-            </m:rPr>
-            <m:t>×</m:t>
-          </m:r>
-          <m:sSub>
-            <m:e>
-              <m:r>
-                <m:t>V</m:t>
-              </m:r>
-            </m:e>
-            <m:sub>
-              <m:r>
-                <m:t>i</m:t>
-              </m:r>
-              <m:r>
-                <m:t>s</m:t>
-              </m:r>
-              <m:r>
-                <m:t>n</m:t>
-              </m:r>
-            </m:sub>
-          </m:sSub>
-          <m:r>
-            <m:rPr>
-              <m:sty m:val="p"/>
-            </m:rPr>
-            <m:t>)</m:t>
-          </m:r>
-          <m:sSub>
-            <m:e>
-              <m:r>
-                <m:t>κ</m:t>
-              </m:r>
-            </m:e>
-            <m:sub>
-              <m:r>
-                <m:t>O</m:t>
-              </m:r>
-            </m:sub>
-          </m:sSub>
-          <m:r>
-            <m:rPr>
-              <m:sty m:val="p"/>
-            </m:rPr>
-            <m:t>+</m:t>
-          </m:r>
-          <m:sSub>
-            <m:e>
-              <m:r>
-                <m:rPr>
-                  <m:sty m:val="bi"/>
-                </m:rPr>
-                <m:t>E</m:t>
-              </m:r>
-            </m:e>
-            <m:sub>
-              <m:r>
-                <m:t>i</m:t>
-              </m:r>
-            </m:sub>
-          </m:sSub>
-          <m:sSub>
-            <m:e>
-              <m:r>
-                <m:t>β</m:t>
-              </m:r>
-            </m:e>
-            <m:sub>
-              <m:r>
-                <m:t>O</m:t>
-              </m:r>
-            </m:sub>
-          </m:sSub>
-          <m:r>
-            <m:rPr>
-              <m:sty m:val="p"/>
-            </m:rPr>
-            <m:t>+</m:t>
-          </m:r>
-          <m:sSub>
-            <m:e>
-              <m:r>
-                <m:rPr>
-                  <m:sty m:val="bi"/>
-                </m:rPr>
-                <m:t>X</m:t>
-              </m:r>
-            </m:e>
-            <m:sub>
-              <m:r>
-                <m:t>i</m:t>
-              </m:r>
-            </m:sub>
-          </m:sSub>
-          <m:sSub>
-            <m:e>
-              <m:r>
-                <m:t>δ</m:t>
-              </m:r>
-            </m:e>
-            <m:sub>
-              <m:r>
-                <m:t>O</m:t>
-              </m:r>
-            </m:sub>
-          </m:sSub>
-          <m:r>
-            <m:rPr>
-              <m:sty m:val="p"/>
-            </m:rPr>
-            <m:t>+</m:t>
-          </m:r>
-          <m:sSub>
-            <m:e>
-              <m:r>
-                <m:t>ε</m:t>
-              </m:r>
-            </m:e>
-            <m:sub>
-              <m:r>
-                <m:t>i</m:t>
-              </m:r>
-              <m:r>
-                <m:t>s</m:t>
-              </m:r>
-              <m:r>
-                <m:t>n</m:t>
-              </m:r>
-            </m:sub>
-          </m:sSub>
+          </m:eqArr>
         </m:oMath>
       </m:oMathPara>
     </w:p>
@@ -955,401 +1027,430 @@
           <m:jc m:val="center"/>
         </m:oMathParaPr>
         <m:oMath>
-          <m:sSubSup>
+          <m:eqArr>
             <m:e>
-              <m:r>
-                <m:t>y</m:t>
-              </m:r>
-            </m:e>
-            <m:sub>
-              <m:r>
-                <m:t>i</m:t>
-              </m:r>
-              <m:r>
-                <m:t>s</m:t>
-              </m:r>
-              <m:r>
-                <m:t>n</m:t>
-              </m:r>
-            </m:sub>
-            <m:sup>
+              <m:sSubSup>
+                <m:e>
+                  <m:r>
+                    <m:t>y</m:t>
+                  </m:r>
+                </m:e>
+                <m:sub>
+                  <m:r>
+                    <m:t>i</m:t>
+                  </m:r>
+                  <m:r>
+                    <m:t>s</m:t>
+                  </m:r>
+                  <m:r>
+                    <m:t>n</m:t>
+                  </m:r>
+                </m:sub>
+                <m:sup>
+                  <m:r>
+                    <m:rPr>
+                      <m:sty m:val="p"/>
+                    </m:rPr>
+                    <m:t>*</m:t>
+                  </m:r>
+                </m:sup>
+              </m:sSubSup>
+              <m:r>
+                <m:t>&amp;</m:t>
+              </m:r>
               <m:r>
                 <m:rPr>
                   <m:sty m:val="p"/>
                 </m:rPr>
-                <m:t>*</m:t>
-              </m:r>
-            </m:sup>
-          </m:sSubSup>
-          <m:r>
-            <m:rPr>
-              <m:sty m:val="p"/>
-            </m:rPr>
-            <m:t>=</m:t>
-          </m:r>
-          <m:sSub>
+                <m:t>=</m:t>
+              </m:r>
+              <m:sSub>
+                <m:e>
+                  <m:r>
+                    <m:t>α</m:t>
+                  </m:r>
+                </m:e>
+                <m:sub>
+                  <m:r>
+                    <m:t>r</m:t>
+                  </m:r>
+                </m:sub>
+              </m:sSub>
+              <m:r>
+                <m:rPr>
+                  <m:sty m:val="p"/>
+                </m:rPr>
+                <m:t>+</m:t>
+              </m:r>
+              <m:sSub>
+                <m:e>
+                  <m:r>
+                    <m:rPr>
+                      <m:sty m:val="bi"/>
+                    </m:rPr>
+                    <m:t>E</m:t>
+                  </m:r>
+                </m:e>
+                <m:sub>
+                  <m:r>
+                    <m:t>i</m:t>
+                  </m:r>
+                </m:sub>
+              </m:sSub>
+              <m:sSub>
+                <m:e>
+                  <m:r>
+                    <m:t>β</m:t>
+                  </m:r>
+                </m:e>
+                <m:sub>
+                  <m:r>
+                    <m:t>r</m:t>
+                  </m:r>
+                </m:sub>
+              </m:sSub>
+              <m:r>
+                <m:rPr>
+                  <m:sty m:val="p"/>
+                </m:rPr>
+                <m:t>+</m:t>
+              </m:r>
+              <m:sSub>
+                <m:e>
+                  <m:r>
+                    <m:rPr>
+                      <m:sty m:val="bi"/>
+                    </m:rPr>
+                    <m:t>J</m:t>
+                  </m:r>
+                </m:e>
+                <m:sub>
+                  <m:r>
+                    <m:t>i</m:t>
+                  </m:r>
+                  <m:r>
+                    <m:t>s</m:t>
+                  </m:r>
+                  <m:r>
+                    <m:t>n</m:t>
+                  </m:r>
+                </m:sub>
+              </m:sSub>
+              <m:sSub>
+                <m:e>
+                  <m:r>
+                    <m:t>η</m:t>
+                  </m:r>
+                </m:e>
+                <m:sub>
+                  <m:r>
+                    <m:t>r</m:t>
+                  </m:r>
+                </m:sub>
+              </m:sSub>
+              <m:r>
+                <m:rPr>
+                  <m:sty m:val="p"/>
+                </m:rPr>
+                <m:t>+</m:t>
+              </m:r>
+              <m:sSub>
+                <m:e>
+                  <m:r>
+                    <m:t>A</m:t>
+                  </m:r>
+                </m:e>
+                <m:sub>
+                  <m:r>
+                    <m:t>i</m:t>
+                  </m:r>
+                  <m:r>
+                    <m:t>s</m:t>
+                  </m:r>
+                  <m:r>
+                    <m:t>n</m:t>
+                  </m:r>
+                </m:sub>
+              </m:sSub>
+              <m:sSub>
+                <m:e>
+                  <m:r>
+                    <m:t>π</m:t>
+                  </m:r>
+                </m:e>
+                <m:sub>
+                  <m:r>
+                    <m:t>r</m:t>
+                  </m:r>
+                </m:sub>
+              </m:sSub>
+            </m:e>
             <m:e>
               <m:r>
-                <m:t>α</m:t>
-              </m:r>
+                <m:t>&amp;</m:t>
+              </m:r>
+              <m:r>
+                <m:t> </m:t>
+              </m:r>
+              <m:r>
+                <m:rPr>
+                  <m:sty m:val="p"/>
+                </m:rPr>
+                <m:t>+</m:t>
+              </m:r>
+              <m:r>
+                <m:t> </m:t>
+              </m:r>
+              <m:r>
+                <m:rPr>
+                  <m:sty m:val="p"/>
+                </m:rPr>
+                <m:t>(</m:t>
+              </m:r>
+              <m:sSub>
+                <m:e>
+                  <m:r>
+                    <m:rPr>
+                      <m:sty m:val="bi"/>
+                    </m:rPr>
+                    <m:t>E</m:t>
+                  </m:r>
+                </m:e>
+                <m:sub>
+                  <m:r>
+                    <m:t>i</m:t>
+                  </m:r>
+                </m:sub>
+              </m:sSub>
+              <m:r>
+                <m:rPr>
+                  <m:sty m:val="p"/>
+                </m:rPr>
+                <m:t>×</m:t>
+              </m:r>
+              <m:sSub>
+                <m:e>
+                  <m:r>
+                    <m:rPr>
+                      <m:sty m:val="bi"/>
+                    </m:rPr>
+                    <m:t>J</m:t>
+                  </m:r>
+                </m:e>
+                <m:sub>
+                  <m:r>
+                    <m:t>i</m:t>
+                  </m:r>
+                  <m:r>
+                    <m:t>s</m:t>
+                  </m:r>
+                  <m:r>
+                    <m:t>n</m:t>
+                  </m:r>
+                </m:sub>
+              </m:sSub>
+              <m:r>
+                <m:rPr>
+                  <m:sty m:val="p"/>
+                </m:rPr>
+                <m:t>)</m:t>
+              </m:r>
+              <m:sSub>
+                <m:e>
+                  <m:r>
+                    <m:t>ρ</m:t>
+                  </m:r>
+                </m:e>
+                <m:sub>
+                  <m:r>
+                    <m:t>r</m:t>
+                  </m:r>
+                </m:sub>
+              </m:sSub>
+              <m:r>
+                <m:rPr>
+                  <m:sty m:val="p"/>
+                </m:rPr>
+                <m:t>+</m:t>
+              </m:r>
+              <m:r>
+                <m:rPr>
+                  <m:sty m:val="p"/>
+                </m:rPr>
+                <m:t>(</m:t>
+              </m:r>
+              <m:sSub>
+                <m:e>
+                  <m:r>
+                    <m:t>A</m:t>
+                  </m:r>
+                </m:e>
+                <m:sub>
+                  <m:r>
+                    <m:t>i</m:t>
+                  </m:r>
+                  <m:r>
+                    <m:t>s</m:t>
+                  </m:r>
+                  <m:r>
+                    <m:t>n</m:t>
+                  </m:r>
+                </m:sub>
+              </m:sSub>
+              <m:r>
+                <m:rPr>
+                  <m:sty m:val="p"/>
+                </m:rPr>
+                <m:t>×</m:t>
+              </m:r>
+              <m:sSub>
+                <m:e>
+                  <m:r>
+                    <m:rPr>
+                      <m:sty m:val="bi"/>
+                    </m:rPr>
+                    <m:t>J</m:t>
+                  </m:r>
+                </m:e>
+                <m:sub>
+                  <m:r>
+                    <m:t>i</m:t>
+                  </m:r>
+                  <m:r>
+                    <m:t>s</m:t>
+                  </m:r>
+                  <m:r>
+                    <m:t>n</m:t>
+                  </m:r>
+                </m:sub>
+              </m:sSub>
+              <m:r>
+                <m:rPr>
+                  <m:sty m:val="p"/>
+                </m:rPr>
+                <m:t>)</m:t>
+              </m:r>
+              <m:sSub>
+                <m:e>
+                  <m:r>
+                    <m:t>τ</m:t>
+                  </m:r>
+                </m:e>
+                <m:sub>
+                  <m:r>
+                    <m:t>r</m:t>
+                  </m:r>
+                </m:sub>
+              </m:sSub>
             </m:e>
-            <m:sub>
-              <m:r>
-                <m:t>r</m:t>
-              </m:r>
-            </m:sub>
-          </m:sSub>
-          <m:r>
-            <m:rPr>
-              <m:sty m:val="p"/>
-            </m:rPr>
-            <m:t>+</m:t>
-          </m:r>
-          <m:sSub>
             <m:e>
               <m:r>
+                <m:t>&amp;</m:t>
+              </m:r>
+              <m:r>
+                <m:t> </m:t>
+              </m:r>
+              <m:r>
                 <m:rPr>
-                  <m:sty m:val="bi"/>
+                  <m:sty m:val="p"/>
                 </m:rPr>
-                <m:t>E</m:t>
-              </m:r>
+                <m:t>+</m:t>
+              </m:r>
+              <m:r>
+                <m:t> </m:t>
+              </m:r>
+              <m:sSub>
+                <m:e>
+                  <m:r>
+                    <m:rPr>
+                      <m:sty m:val="bi"/>
+                    </m:rPr>
+                    <m:t>C</m:t>
+                  </m:r>
+                </m:e>
+                <m:sub>
+                  <m:r>
+                    <m:t>i</m:t>
+                  </m:r>
+                  <m:r>
+                    <m:t>s</m:t>
+                  </m:r>
+                  <m:r>
+                    <m:t>n</m:t>
+                  </m:r>
+                </m:sub>
+              </m:sSub>
+              <m:sSub>
+                <m:e>
+                  <m:r>
+                    <m:t>ϕ</m:t>
+                  </m:r>
+                </m:e>
+                <m:sub>
+                  <m:r>
+                    <m:t>r</m:t>
+                  </m:r>
+                </m:sub>
+              </m:sSub>
+              <m:r>
+                <m:rPr>
+                  <m:sty m:val="p"/>
+                </m:rPr>
+                <m:t>+</m:t>
+              </m:r>
+              <m:sSub>
+                <m:e>
+                  <m:r>
+                    <m:rPr>
+                      <m:sty m:val="bi"/>
+                    </m:rPr>
+                    <m:t>X</m:t>
+                  </m:r>
+                </m:e>
+                <m:sub>
+                  <m:r>
+                    <m:t>i</m:t>
+                  </m:r>
+                </m:sub>
+              </m:sSub>
+              <m:sSub>
+                <m:e>
+                  <m:r>
+                    <m:t>δ</m:t>
+                  </m:r>
+                </m:e>
+                <m:sub>
+                  <m:r>
+                    <m:t>r</m:t>
+                  </m:r>
+                </m:sub>
+              </m:sSub>
+              <m:r>
+                <m:rPr>
+                  <m:sty m:val="p"/>
+                </m:rPr>
+                <m:t>+</m:t>
+              </m:r>
+              <m:sSub>
+                <m:e>
+                  <m:r>
+                    <m:t>ε</m:t>
+                  </m:r>
+                </m:e>
+                <m:sub>
+                  <m:r>
+                    <m:t>i</m:t>
+                  </m:r>
+                  <m:r>
+                    <m:t>s</m:t>
+                  </m:r>
+                  <m:r>
+                    <m:t>n</m:t>
+                  </m:r>
+                </m:sub>
+              </m:sSub>
             </m:e>
-            <m:sub>
-              <m:r>
-                <m:t>i</m:t>
-              </m:r>
-            </m:sub>
-          </m:sSub>
-          <m:sSub>
-            <m:e>
-              <m:r>
-                <m:t>β</m:t>
-              </m:r>
-            </m:e>
-            <m:sub>
-              <m:r>
-                <m:t>r</m:t>
-              </m:r>
-            </m:sub>
-          </m:sSub>
-          <m:r>
-            <m:rPr>
-              <m:sty m:val="p"/>
-            </m:rPr>
-            <m:t>+</m:t>
-          </m:r>
-          <m:sSub>
-            <m:e>
-              <m:r>
-                <m:rPr>
-                  <m:sty m:val="bi"/>
-                </m:rPr>
-                <m:t>J</m:t>
-              </m:r>
-            </m:e>
-            <m:sub>
-              <m:r>
-                <m:t>i</m:t>
-              </m:r>
-              <m:r>
-                <m:t>s</m:t>
-              </m:r>
-              <m:r>
-                <m:t>n</m:t>
-              </m:r>
-            </m:sub>
-          </m:sSub>
-          <m:sSub>
-            <m:e>
-              <m:r>
-                <m:t>η</m:t>
-              </m:r>
-            </m:e>
-            <m:sub>
-              <m:r>
-                <m:t>r</m:t>
-              </m:r>
-            </m:sub>
-          </m:sSub>
-          <m:r>
-            <m:rPr>
-              <m:sty m:val="p"/>
-            </m:rPr>
-            <m:t>+</m:t>
-          </m:r>
-          <m:sSub>
-            <m:e>
-              <m:r>
-                <m:t>A</m:t>
-              </m:r>
-            </m:e>
-            <m:sub>
-              <m:r>
-                <m:t>i</m:t>
-              </m:r>
-              <m:r>
-                <m:t>s</m:t>
-              </m:r>
-              <m:r>
-                <m:t>n</m:t>
-              </m:r>
-            </m:sub>
-          </m:sSub>
-          <m:sSub>
-            <m:e>
-              <m:r>
-                <m:t>π</m:t>
-              </m:r>
-            </m:e>
-            <m:sub>
-              <m:r>
-                <m:t>r</m:t>
-              </m:r>
-            </m:sub>
-          </m:sSub>
-          <m:r>
-            <m:rPr>
-              <m:sty m:val="p"/>
-            </m:rPr>
-            <m:t>+</m:t>
-          </m:r>
-          <m:r>
-            <m:rPr>
-              <m:sty m:val="p"/>
-            </m:rPr>
-            <m:t>(</m:t>
-          </m:r>
-          <m:sSub>
-            <m:e>
-              <m:r>
-                <m:rPr>
-                  <m:sty m:val="bi"/>
-                </m:rPr>
-                <m:t>E</m:t>
-              </m:r>
-            </m:e>
-            <m:sub>
-              <m:r>
-                <m:t>i</m:t>
-              </m:r>
-            </m:sub>
-          </m:sSub>
-          <m:r>
-            <m:rPr>
-              <m:sty m:val="p"/>
-            </m:rPr>
-            <m:t>×</m:t>
-          </m:r>
-          <m:sSub>
-            <m:e>
-              <m:r>
-                <m:rPr>
-                  <m:sty m:val="bi"/>
-                </m:rPr>
-                <m:t>J</m:t>
-              </m:r>
-            </m:e>
-            <m:sub>
-              <m:r>
-                <m:t>i</m:t>
-              </m:r>
-              <m:r>
-                <m:t>s</m:t>
-              </m:r>
-              <m:r>
-                <m:t>n</m:t>
-              </m:r>
-            </m:sub>
-          </m:sSub>
-          <m:r>
-            <m:rPr>
-              <m:sty m:val="p"/>
-            </m:rPr>
-            <m:t>)</m:t>
-          </m:r>
-          <m:sSub>
-            <m:e>
-              <m:r>
-                <m:t>ρ</m:t>
-              </m:r>
-            </m:e>
-            <m:sub>
-              <m:r>
-                <m:t>r</m:t>
-              </m:r>
-            </m:sub>
-          </m:sSub>
-          <m:r>
-            <m:rPr>
-              <m:sty m:val="p"/>
-            </m:rPr>
-            <m:t>+</m:t>
-          </m:r>
-          <m:r>
-            <m:rPr>
-              <m:sty m:val="p"/>
-            </m:rPr>
-            <m:t>(</m:t>
-          </m:r>
-          <m:sSub>
-            <m:e>
-              <m:r>
-                <m:t>A</m:t>
-              </m:r>
-            </m:e>
-            <m:sub>
-              <m:r>
-                <m:t>i</m:t>
-              </m:r>
-              <m:r>
-                <m:t>s</m:t>
-              </m:r>
-              <m:r>
-                <m:t>n</m:t>
-              </m:r>
-            </m:sub>
-          </m:sSub>
-          <m:r>
-            <m:rPr>
-              <m:sty m:val="p"/>
-            </m:rPr>
-            <m:t>×</m:t>
-          </m:r>
-          <m:sSub>
-            <m:e>
-              <m:r>
-                <m:rPr>
-                  <m:sty m:val="bi"/>
-                </m:rPr>
-                <m:t>J</m:t>
-              </m:r>
-            </m:e>
-            <m:sub>
-              <m:r>
-                <m:t>i</m:t>
-              </m:r>
-              <m:r>
-                <m:t>s</m:t>
-              </m:r>
-              <m:r>
-                <m:t>n</m:t>
-              </m:r>
-            </m:sub>
-          </m:sSub>
-          <m:r>
-            <m:rPr>
-              <m:sty m:val="p"/>
-            </m:rPr>
-            <m:t>)</m:t>
-          </m:r>
-          <m:sSub>
-            <m:e>
-              <m:r>
-                <m:t>τ</m:t>
-              </m:r>
-            </m:e>
-            <m:sub>
-              <m:r>
-                <m:t>r</m:t>
-              </m:r>
-            </m:sub>
-          </m:sSub>
-          <m:r>
-            <m:rPr>
-              <m:sty m:val="p"/>
-            </m:rPr>
-            <m:t>+</m:t>
-          </m:r>
-          <m:sSub>
-            <m:e>
-              <m:r>
-                <m:rPr>
-                  <m:sty m:val="bi"/>
-                </m:rPr>
-                <m:t>C</m:t>
-              </m:r>
-            </m:e>
-            <m:sub>
-              <m:r>
-                <m:t>i</m:t>
-              </m:r>
-              <m:r>
-                <m:t>s</m:t>
-              </m:r>
-              <m:r>
-                <m:t>n</m:t>
-              </m:r>
-            </m:sub>
-          </m:sSub>
-          <m:sSub>
-            <m:e>
-              <m:r>
-                <m:t>ϕ</m:t>
-              </m:r>
-            </m:e>
-            <m:sub>
-              <m:r>
-                <m:t>r</m:t>
-              </m:r>
-            </m:sub>
-          </m:sSub>
-          <m:r>
-            <m:rPr>
-              <m:sty m:val="p"/>
-            </m:rPr>
-            <m:t>+</m:t>
-          </m:r>
-          <m:sSub>
-            <m:e>
-              <m:r>
-                <m:rPr>
-                  <m:sty m:val="bi"/>
-                </m:rPr>
-                <m:t>X</m:t>
-              </m:r>
-            </m:e>
-            <m:sub>
-              <m:r>
-                <m:t>i</m:t>
-              </m:r>
-            </m:sub>
-          </m:sSub>
-          <m:sSub>
-            <m:e>
-              <m:r>
-                <m:t>δ</m:t>
-              </m:r>
-            </m:e>
-            <m:sub>
-              <m:r>
-                <m:t>r</m:t>
-              </m:r>
-            </m:sub>
-          </m:sSub>
-          <m:r>
-            <m:rPr>
-              <m:sty m:val="p"/>
-            </m:rPr>
-            <m:t>+</m:t>
-          </m:r>
-          <m:sSub>
-            <m:e>
-              <m:r>
-                <m:t>ε</m:t>
-              </m:r>
-            </m:e>
-            <m:sub>
-              <m:r>
-                <m:t>i</m:t>
-              </m:r>
-              <m:r>
-                <m:t>s</m:t>
-              </m:r>
-              <m:r>
-                <m:t>n</m:t>
-              </m:r>
-            </m:sub>
-          </m:sSub>
+          </m:eqArr>
         </m:oMath>
       </m:oMathPara>
     </w:p>
@@ -1765,7 +1866,7 @@
         <w:t xml:space="preserve"> </w:t>
       </w:r>
       <w:r>
-        <w:t xml:space="preserve">Pooled = full analytical long file. Each scenario contributes two judgment observations per participant, one per negotiator. Outcome bounds are the observed censoring points used by the Tobit estimator.</w:t>
+        <w:t xml:space="preserve">Displayed samples: Pooled, Victim, Bystander. Each scenario contributes two judgment observations per participant, one per negotiator. Outcome bounds are the observed censoring points used by the Tobit estimator.</w:t>
       </w:r>
     </w:p>
     <w:bookmarkEnd w:id="9"/>
@@ -1783,7 +1884,7 @@
         <w:pStyle w:val="FirstParagraph"/>
       </w:pPr>
       <w:r>
-        <w:t xml:space="preserve">The descriptive distributions already show why subset-specific estimation matters: the victim and bystander judgment profiles are not identical across the six scenario configurations, even though both are evaluated on the same bounded scale. Figures 1 and 2 therefore retain the subset split at the descriptive level while keeping the narrative pooled and compact.</w:t>
+        <w:t xml:space="preserve">The descriptive distributions already show why subset-specific estimation matters: the victim and bystander judgment profiles are not identical across the six scenario configurations, and the accept-versus-reject split adds another visible layer of structure even though both subsets are evaluated on the same bounded scale. Figures 1 and 2 therefore retain both the subset split and the decision split at the descriptive level while keeping the narrative pooled and compact.</w:t>
       </w:r>
     </w:p>
     <w:p>
@@ -1793,9 +1894,9 @@
       <w:r>
         <w:drawing>
           <wp:inline>
-            <wp:extent cx="5334000" cy="3200400"/>
+            <wp:extent cx="5334000" cy="2844800"/>
             <wp:effectExtent b="0" l="0" r="0" t="0"/>
-            <wp:docPr descr="Figure 1. Victim-subset judgment distributions across the six explicit case configurations. The histogram scale is fixed at -9 to 9 to match the observed judgment bounds." title="" id="11" name="Picture"/>
+            <wp:docPr descr="Figure 1. Victim-subset judgment distributions across the six explicit case configurations, with separate rows for accepted and rejected harmful deals. The histogram scale is fixed at -9 to 9 to match the observed judgment bounds." title="" id="11" name="Picture"/>
             <a:graphic>
               <a:graphicData uri="http://schemas.openxmlformats.org/drawingml/2006/picture">
                 <pic:pic>
@@ -1814,7 +1915,7 @@
                   <pic:spPr bwMode="auto">
                     <a:xfrm>
                       <a:off x="0" y="0"/>
-                      <a:ext cx="5334000" cy="3200400"/>
+                      <a:ext cx="5334000" cy="2844800"/>
                     </a:xfrm>
                     <a:prstGeom prst="rect">
                       <a:avLst/>
@@ -1838,7 +1939,7 @@
         <w:pStyle w:val="ImageCaption"/>
       </w:pPr>
       <w:r>
-        <w:t xml:space="preserve">Figure 1. Victim-subset judgment distributions across the six explicit case configurations. The histogram scale is fixed at -9 to 9 to match the observed judgment bounds.</w:t>
+        <w:t xml:space="preserve">Figure 1. Victim-subset judgment distributions across the six explicit case configurations, with separate rows for accepted and rejected harmful deals. The histogram scale is fixed at -9 to 9 to match the observed judgment bounds.</w:t>
       </w:r>
     </w:p>
     <w:p>
@@ -1848,9 +1949,9 @@
       <w:r>
         <w:drawing>
           <wp:inline>
-            <wp:extent cx="5334000" cy="3200400"/>
+            <wp:extent cx="5334000" cy="2844800"/>
             <wp:effectExtent b="0" l="0" r="0" t="0"/>
-            <wp:docPr descr="Figure 2. Bystander-subset judgment distributions across the six explicit case configurations. The histogram scale is fixed at -9 to 9 to match the observed judgment bounds." title="" id="14" name="Picture"/>
+            <wp:docPr descr="Figure 2. Bystander-subset judgment distributions across the six explicit case configurations, with separate rows for accepted and rejected harmful deals. The histogram scale is fixed at -9 to 9 to match the observed judgment bounds." title="" id="14" name="Picture"/>
             <a:graphic>
               <a:graphicData uri="http://schemas.openxmlformats.org/drawingml/2006/picture">
                 <pic:pic>
@@ -1869,7 +1970,7 @@
                   <pic:spPr bwMode="auto">
                     <a:xfrm>
                       <a:off x="0" y="0"/>
-                      <a:ext cx="5334000" cy="3200400"/>
+                      <a:ext cx="5334000" cy="2844800"/>
                     </a:xfrm>
                     <a:prstGeom prst="rect">
                       <a:avLst/>
@@ -1893,7 +1994,7 @@
         <w:pStyle w:val="ImageCaption"/>
       </w:pPr>
       <w:r>
-        <w:t xml:space="preserve">Figure 2. Bystander-subset judgment distributions across the six explicit case configurations. The histogram scale is fixed at -9 to 9 to match the observed judgment bounds.</w:t>
+        <w:t xml:space="preserve">Figure 2. Bystander-subset judgment distributions across the six explicit case configurations, with separate rows for accepted and rejected harmful deals. The histogram scale is fixed at -9 to 9 to match the observed judgment bounds.</w:t>
       </w:r>
     </w:p>
     <w:p>
@@ -1913,7 +2014,7 @@
         <w:t xml:space="preserve"> </w:t>
       </w:r>
       <w:r>
-        <w:t xml:space="preserve">PT (B; b = 1.32, p = 0.010; more positive judgments).</w:t>
+        <w:t xml:space="preserve">PT (B; b = 0.86, p = 0.017; more positive judgments).</w:t>
       </w:r>
       <w:r>
         <w:t xml:space="preserve"> </w:t>
@@ -2048,18 +2149,18 @@
               <w:pStyle w:val="Compact"/>
             </w:pPr>
             <w:r>
-              <w:t xml:space="preserve">1.32 [0.31, 2.32]</w:t>
-            </w:r>
-          </w:p>
-        </w:tc>
-        <w:tc>
-          <w:tcPr/>
-          <w:p>
-            <w:pPr>
-              <w:pStyle w:val="Compact"/>
-            </w:pPr>
-            <w:r>
-              <w:t xml:space="preserve">0.010*</w:t>
+              <w:t xml:space="preserve">0.86 [0.15, 1.57]</w:t>
+            </w:r>
+          </w:p>
+        </w:tc>
+        <w:tc>
+          <w:tcPr/>
+          <w:p>
+            <w:pPr>
+              <w:pStyle w:val="Compact"/>
+            </w:pPr>
+            <w:r>
+              <w:t xml:space="preserve">0.017*</w:t>
             </w:r>
           </w:p>
         </w:tc>
@@ -2080,7 +2181,7 @@
         <w:t xml:space="preserve"> </w:t>
       </w:r>
       <w:r>
-        <w:t xml:space="preserve">Active empathy specification = FS, EC, PT, PD. N1 = judged negotiator; N2 = counterpart negotiator; V = observer-victim relation; In = ingroup; Out = outgroup; Ctl = control label hidden; Acc = accepted harmful deal. The table is intentionally restricted to focal empathy estimates reported by the dynamic pipeline.</w:t>
+        <w:t xml:space="preserve">The table is intentionally restricted to focal empathy estimates reported by the dynamic pipeline. Subset(s) shown: Victim. Model suffix(es) shown: B. Displayed predictors: PT. Abbrev.: PT = perspective taking.</w:t>
       </w:r>
     </w:p>
     <w:p>
@@ -2167,7 +2268,7 @@
         <w:t xml:space="preserve"> </w:t>
       </w:r>
       <w:r>
-        <w:t xml:space="preserve">N1 Out, N2 In (B; b = -2.67, p = 0.054; more negative judgments).</w:t>
+        <w:t xml:space="preserve">B-V Out (B; b = -1.34, p = 0.035; more negative judgments), V-N2 In (B; b = 1.51, p = 0.071; more positive judgments), and B-N2 Out (B; b = -1.05, p = 0.073; more negative judgments).</w:t>
       </w:r>
       <w:r>
         <w:t xml:space="preserve"> </w:t>
@@ -2279,29 +2380,257 @@
               <w:pStyle w:val="Compact"/>
             </w:pPr>
             <w:r>
-              <w:t xml:space="preserve">N1 Out, N2 In</w:t>
-            </w:r>
-          </w:p>
-        </w:tc>
-        <w:tc>
-          <w:tcPr/>
-          <w:p>
-            <w:pPr>
-              <w:pStyle w:val="Compact"/>
-            </w:pPr>
-            <w:r>
-              <w:t xml:space="preserve">-2.67 [-5.37, 0.04]</w:t>
-            </w:r>
-          </w:p>
-        </w:tc>
-        <w:tc>
-          <w:tcPr/>
-          <w:p>
-            <w:pPr>
-              <w:pStyle w:val="Compact"/>
-            </w:pPr>
-            <w:r>
-              <w:t xml:space="preserve">0.054+</w:t>
+              <w:t xml:space="preserve">B-V Out</w:t>
+            </w:r>
+          </w:p>
+        </w:tc>
+        <w:tc>
+          <w:tcPr/>
+          <w:p>
+            <w:pPr>
+              <w:pStyle w:val="Compact"/>
+            </w:pPr>
+            <w:r>
+              <w:t xml:space="preserve">-1.34 [-2.59, -0.09]</w:t>
+            </w:r>
+          </w:p>
+        </w:tc>
+        <w:tc>
+          <w:tcPr/>
+          <w:p>
+            <w:pPr>
+              <w:pStyle w:val="Compact"/>
+            </w:pPr>
+            <w:r>
+              <w:t xml:space="preserve">0.035*</w:t>
+            </w:r>
+          </w:p>
+        </w:tc>
+      </w:tr>
+      <w:tr>
+        <w:tc>
+          <w:tcPr/>
+          <w:p>
+            <w:pPr>
+              <w:pStyle w:val="Compact"/>
+            </w:pPr>
+            <w:r>
+              <w:t xml:space="preserve">Bystander</w:t>
+            </w:r>
+          </w:p>
+        </w:tc>
+        <w:tc>
+          <w:tcPr/>
+          <w:p>
+            <w:pPr>
+              <w:pStyle w:val="Compact"/>
+            </w:pPr>
+            <w:r>
+              <w:t xml:space="preserve">B</w:t>
+            </w:r>
+          </w:p>
+        </w:tc>
+        <w:tc>
+          <w:tcPr/>
+          <w:p>
+            <w:pPr>
+              <w:pStyle w:val="Compact"/>
+            </w:pPr>
+            <w:r>
+              <w:t xml:space="preserve">V-N2 In</w:t>
+            </w:r>
+          </w:p>
+        </w:tc>
+        <w:tc>
+          <w:tcPr/>
+          <w:p>
+            <w:pPr>
+              <w:pStyle w:val="Compact"/>
+            </w:pPr>
+            <w:r>
+              <w:t xml:space="preserve">1.51 [-0.13, 3.15]</w:t>
+            </w:r>
+          </w:p>
+        </w:tc>
+        <w:tc>
+          <w:tcPr/>
+          <w:p>
+            <w:pPr>
+              <w:pStyle w:val="Compact"/>
+            </w:pPr>
+            <w:r>
+              <w:t xml:space="preserve">0.071+</w:t>
+            </w:r>
+          </w:p>
+        </w:tc>
+      </w:tr>
+      <w:tr>
+        <w:tc>
+          <w:tcPr/>
+          <w:p>
+            <w:pPr>
+              <w:pStyle w:val="Compact"/>
+            </w:pPr>
+            <w:r>
+              <w:t xml:space="preserve">Bystander</w:t>
+            </w:r>
+          </w:p>
+        </w:tc>
+        <w:tc>
+          <w:tcPr/>
+          <w:p>
+            <w:pPr>
+              <w:pStyle w:val="Compact"/>
+            </w:pPr>
+            <w:r>
+              <w:t xml:space="preserve">B</w:t>
+            </w:r>
+          </w:p>
+        </w:tc>
+        <w:tc>
+          <w:tcPr/>
+          <w:p>
+            <w:pPr>
+              <w:pStyle w:val="Compact"/>
+            </w:pPr>
+            <w:r>
+              <w:t xml:space="preserve">B-N2 Out</w:t>
+            </w:r>
+          </w:p>
+        </w:tc>
+        <w:tc>
+          <w:tcPr/>
+          <w:p>
+            <w:pPr>
+              <w:pStyle w:val="Compact"/>
+            </w:pPr>
+            <w:r>
+              <w:t xml:space="preserve">-1.05 [-2.19, 0.10]</w:t>
+            </w:r>
+          </w:p>
+        </w:tc>
+        <w:tc>
+          <w:tcPr/>
+          <w:p>
+            <w:pPr>
+              <w:pStyle w:val="Compact"/>
+            </w:pPr>
+            <w:r>
+              <w:t xml:space="preserve">0.073+</w:t>
+            </w:r>
+          </w:p>
+        </w:tc>
+      </w:tr>
+      <w:tr>
+        <w:tc>
+          <w:tcPr/>
+          <w:p>
+            <w:pPr>
+              <w:pStyle w:val="Compact"/>
+            </w:pPr>
+            <w:r>
+              <w:t xml:space="preserve">Bystander</w:t>
+            </w:r>
+          </w:p>
+        </w:tc>
+        <w:tc>
+          <w:tcPr/>
+          <w:p>
+            <w:pPr>
+              <w:pStyle w:val="Compact"/>
+            </w:pPr>
+            <w:r>
+              <w:t xml:space="preserve">B</w:t>
+            </w:r>
+          </w:p>
+        </w:tc>
+        <w:tc>
+          <w:tcPr/>
+          <w:p>
+            <w:pPr>
+              <w:pStyle w:val="Compact"/>
+            </w:pPr>
+            <w:r>
+              <w:t xml:space="preserve">B-N2 In</w:t>
+            </w:r>
+          </w:p>
+        </w:tc>
+        <w:tc>
+          <w:tcPr/>
+          <w:p>
+            <w:pPr>
+              <w:pStyle w:val="Compact"/>
+            </w:pPr>
+            <w:r>
+              <w:t xml:space="preserve">-1.94 [-4.12, 0.25]</w:t>
+            </w:r>
+          </w:p>
+        </w:tc>
+        <w:tc>
+          <w:tcPr/>
+          <w:p>
+            <w:pPr>
+              <w:pStyle w:val="Compact"/>
+            </w:pPr>
+            <w:r>
+              <w:t xml:space="preserve">0.083+</w:t>
+            </w:r>
+          </w:p>
+        </w:tc>
+      </w:tr>
+      <w:tr>
+        <w:tc>
+          <w:tcPr/>
+          <w:p>
+            <w:pPr>
+              <w:pStyle w:val="Compact"/>
+            </w:pPr>
+            <w:r>
+              <w:t xml:space="preserve">Bystander</w:t>
+            </w:r>
+          </w:p>
+        </w:tc>
+        <w:tc>
+          <w:tcPr/>
+          <w:p>
+            <w:pPr>
+              <w:pStyle w:val="Compact"/>
+            </w:pPr>
+            <w:r>
+              <w:t xml:space="preserve">B</w:t>
+            </w:r>
+          </w:p>
+        </w:tc>
+        <w:tc>
+          <w:tcPr/>
+          <w:p>
+            <w:pPr>
+              <w:pStyle w:val="Compact"/>
+            </w:pPr>
+            <w:r>
+              <w:t xml:space="preserve">B-N1 In x B-N2 In</w:t>
+            </w:r>
+          </w:p>
+        </w:tc>
+        <w:tc>
+          <w:tcPr/>
+          <w:p>
+            <w:pPr>
+              <w:pStyle w:val="Compact"/>
+            </w:pPr>
+            <w:r>
+              <w:t xml:space="preserve">-1.73 [-3.78, 0.32]</w:t>
+            </w:r>
+          </w:p>
+        </w:tc>
+        <w:tc>
+          <w:tcPr/>
+          <w:p>
+            <w:pPr>
+              <w:pStyle w:val="Compact"/>
+            </w:pPr>
+            <w:r>
+              <w:t xml:space="preserve">0.098+</w:t>
             </w:r>
           </w:p>
         </w:tc>
@@ -2322,7 +2651,7 @@
         <w:t xml:space="preserve"> </w:t>
       </w:r>
       <w:r>
-        <w:t xml:space="preserve">Active empathy specification = FS, EC, PT, PD. N1 = judged negotiator; N2 = counterpart negotiator; V = observer-victim relation. Only focal H2 structure and observer-side interaction terms are shown.</w:t>
+        <w:t xml:space="preserve">Only focal H2 structure and observer-side interaction terms are shown. Subset(s) shown: Bystander. Model suffix(es) shown: B. Displayed predictors: B-V Out, B-N2 In, B-N2 Out, V-N2 In, B-N1 In x B-N2 In. Abbrev.: N1 = judged negotiator; N2 = counterpart negotiator; B-V = bystander-victim relation; V-N2 = victim-negotiator 2 relation; B-N1 = bystander-negotiator 1 relation; B-N2 = bystander-negotiator 2 relation.</w:t>
       </w:r>
     </w:p>
     <w:p>
@@ -2334,12 +2663,12 @@
           <wp:inline>
             <wp:extent cx="5334000" cy="3758045"/>
             <wp:effectExtent b="0" l="0" r="0" t="0"/>
-            <wp:docPr descr="Figure 4. Selected H2 relational effect (N1 Out, N2 In). Panels show Tobit-predicted judgments on the observed -9 to 9 scale with 95% confidence intervals." title="" id="20" name="Picture"/>
+            <wp:docPr descr="Figure 4. Selected H2 relational effect (B-V Out). Panels show Tobit-predicted judgments on the observed -9 to 9 scale with 95% confidence intervals." title="" id="20" name="Picture"/>
             <a:graphic>
               <a:graphicData uri="http://schemas.openxmlformats.org/drawingml/2006/picture">
                 <pic:pic>
                   <pic:nvPicPr>
-                    <pic:cNvPr descr="../figures/figure_sig_H2_h2_negstruct_j_out_c_in_h2_negotiator_side_structure_n1_outgroup_n2_ingroup_ref_n1_control_label_hidden_n2_control.png" id="21" name="Picture"/>
+                    <pic:cNvPr descr="../figures/figure_sig_H2_bystander_victim_groupout_h2_bystander_victim_outgroup_ref_ingroup.png" id="21" name="Picture"/>
                     <pic:cNvPicPr>
                       <a:picLocks noChangeArrowheads="1" noChangeAspect="1"/>
                     </pic:cNvPicPr>
@@ -2377,7 +2706,7 @@
         <w:pStyle w:val="ImageCaption"/>
       </w:pPr>
       <w:r>
-        <w:t xml:space="preserve">Figure 4. Selected H2 relational effect (N1 Out, N2 In). Panels show Tobit-predicted judgments on the observed -9 to 9 scale with 95% confidence intervals.</w:t>
+        <w:t xml:space="preserve">Figure 4. Selected H2 relational effect (B-V Out). Panels show Tobit-predicted judgments on the observed -9 to 9 scale with 95% confidence intervals.</w:t>
       </w:r>
     </w:p>
     <w:p>
@@ -2385,7 +2714,7 @@
         <w:pStyle w:val="BodyText"/>
       </w:pPr>
       <w:r>
-        <w:t xml:space="preserve">At the reporting threshold, H3 produced focal moderation effects only in the victim subset.</w:t>
+        <w:t xml:space="preserve">At the reporting threshold, H3 produced focal moderation effects in both subsets. Signals were denser in the bystander subset.</w:t>
       </w:r>
       <w:r>
         <w:t xml:space="preserve"> </w:t>
@@ -2397,7 +2726,7 @@
         <w:t xml:space="preserve"> </w:t>
       </w:r>
       <w:r>
-        <w:t xml:space="preserve">PT x N1-In (B; b = 2.01, p = 0.040; more positive judgments) and PT x N1-Out (B; b = 2.00, p = 0.050; more positive judgments).</w:t>
+        <w:t xml:space="preserve">PT x V-N1 Out (B; b = 1.60, p = 0.014; more positive judgments) and EC x V-N1 Out (B; b = -1.49, p = 0.036; more negative judgments).</w:t>
       </w:r>
       <w:r>
         <w:t xml:space="preserve"> </w:t>
@@ -2409,7 +2738,7 @@
         <w:t xml:space="preserve"> </w:t>
       </w:r>
       <w:r>
-        <w:t xml:space="preserve">not available at the reporting threshold.</w:t>
+        <w:t xml:space="preserve">B-N1 Out x FS (B; b = -0.98, p = 0.039; more negative judgments), B-V Out x PD (B; b = 0.88, p = 0.064; more positive judgments), and B-N2 Out x PT (B; b = -1.12, p = 0.084; more negative judgments).</w:t>
       </w:r>
       <w:r>
         <w:t xml:space="preserve"> </w:t>
@@ -2521,29 +2850,29 @@
               <w:pStyle w:val="Compact"/>
             </w:pPr>
             <w:r>
-              <w:t xml:space="preserve">PT x N1-In</w:t>
-            </w:r>
-          </w:p>
-        </w:tc>
-        <w:tc>
-          <w:tcPr/>
-          <w:p>
-            <w:pPr>
-              <w:pStyle w:val="Compact"/>
-            </w:pPr>
-            <w:r>
-              <w:t xml:space="preserve">2.01 [0.09, 3.93]</w:t>
-            </w:r>
-          </w:p>
-        </w:tc>
-        <w:tc>
-          <w:tcPr/>
-          <w:p>
-            <w:pPr>
-              <w:pStyle w:val="Compact"/>
-            </w:pPr>
-            <w:r>
-              <w:t xml:space="preserve">0.040*</w:t>
+              <w:t xml:space="preserve">PT x V-N1 Out</w:t>
+            </w:r>
+          </w:p>
+        </w:tc>
+        <w:tc>
+          <w:tcPr/>
+          <w:p>
+            <w:pPr>
+              <w:pStyle w:val="Compact"/>
+            </w:pPr>
+            <w:r>
+              <w:t xml:space="preserve">1.60 [0.33, 2.87]</w:t>
+            </w:r>
+          </w:p>
+        </w:tc>
+        <w:tc>
+          <w:tcPr/>
+          <w:p>
+            <w:pPr>
+              <w:pStyle w:val="Compact"/>
+            </w:pPr>
+            <w:r>
+              <w:t xml:space="preserve">0.014*</w:t>
             </w:r>
           </w:p>
         </w:tc>
@@ -2578,29 +2907,200 @@
               <w:pStyle w:val="Compact"/>
             </w:pPr>
             <w:r>
-              <w:t xml:space="preserve">PT x N1-Out</w:t>
-            </w:r>
-          </w:p>
-        </w:tc>
-        <w:tc>
-          <w:tcPr/>
-          <w:p>
-            <w:pPr>
-              <w:pStyle w:val="Compact"/>
-            </w:pPr>
-            <w:r>
-              <w:t xml:space="preserve">2.00 [-0.00, 4.00]</w:t>
-            </w:r>
-          </w:p>
-        </w:tc>
-        <w:tc>
-          <w:tcPr/>
-          <w:p>
-            <w:pPr>
-              <w:pStyle w:val="Compact"/>
-            </w:pPr>
-            <w:r>
-              <w:t xml:space="preserve">0.050+</w:t>
+              <w:t xml:space="preserve">EC x V-N1 Out</w:t>
+            </w:r>
+          </w:p>
+        </w:tc>
+        <w:tc>
+          <w:tcPr/>
+          <w:p>
+            <w:pPr>
+              <w:pStyle w:val="Compact"/>
+            </w:pPr>
+            <w:r>
+              <w:t xml:space="preserve">-1.49 [-2.87, -0.10]</w:t>
+            </w:r>
+          </w:p>
+        </w:tc>
+        <w:tc>
+          <w:tcPr/>
+          <w:p>
+            <w:pPr>
+              <w:pStyle w:val="Compact"/>
+            </w:pPr>
+            <w:r>
+              <w:t xml:space="preserve">0.036*</w:t>
+            </w:r>
+          </w:p>
+        </w:tc>
+      </w:tr>
+      <w:tr>
+        <w:tc>
+          <w:tcPr/>
+          <w:p>
+            <w:pPr>
+              <w:pStyle w:val="Compact"/>
+            </w:pPr>
+            <w:r>
+              <w:t xml:space="preserve">Bystander</w:t>
+            </w:r>
+          </w:p>
+        </w:tc>
+        <w:tc>
+          <w:tcPr/>
+          <w:p>
+            <w:pPr>
+              <w:pStyle w:val="Compact"/>
+            </w:pPr>
+            <w:r>
+              <w:t xml:space="preserve">B</w:t>
+            </w:r>
+          </w:p>
+        </w:tc>
+        <w:tc>
+          <w:tcPr/>
+          <w:p>
+            <w:pPr>
+              <w:pStyle w:val="Compact"/>
+            </w:pPr>
+            <w:r>
+              <w:t xml:space="preserve">B-N1 Out x FS</w:t>
+            </w:r>
+          </w:p>
+        </w:tc>
+        <w:tc>
+          <w:tcPr/>
+          <w:p>
+            <w:pPr>
+              <w:pStyle w:val="Compact"/>
+            </w:pPr>
+            <w:r>
+              <w:t xml:space="preserve">-0.98 [-1.90, -0.05]</w:t>
+            </w:r>
+          </w:p>
+        </w:tc>
+        <w:tc>
+          <w:tcPr/>
+          <w:p>
+            <w:pPr>
+              <w:pStyle w:val="Compact"/>
+            </w:pPr>
+            <w:r>
+              <w:t xml:space="preserve">0.039*</w:t>
+            </w:r>
+          </w:p>
+        </w:tc>
+      </w:tr>
+      <w:tr>
+        <w:tc>
+          <w:tcPr/>
+          <w:p>
+            <w:pPr>
+              <w:pStyle w:val="Compact"/>
+            </w:pPr>
+            <w:r>
+              <w:t xml:space="preserve">Bystander</w:t>
+            </w:r>
+          </w:p>
+        </w:tc>
+        <w:tc>
+          <w:tcPr/>
+          <w:p>
+            <w:pPr>
+              <w:pStyle w:val="Compact"/>
+            </w:pPr>
+            <w:r>
+              <w:t xml:space="preserve">B</w:t>
+            </w:r>
+          </w:p>
+        </w:tc>
+        <w:tc>
+          <w:tcPr/>
+          <w:p>
+            <w:pPr>
+              <w:pStyle w:val="Compact"/>
+            </w:pPr>
+            <w:r>
+              <w:t xml:space="preserve">B-V Out x PD</w:t>
+            </w:r>
+          </w:p>
+        </w:tc>
+        <w:tc>
+          <w:tcPr/>
+          <w:p>
+            <w:pPr>
+              <w:pStyle w:val="Compact"/>
+            </w:pPr>
+            <w:r>
+              <w:t xml:space="preserve">0.88 [-0.05, 1.81]</w:t>
+            </w:r>
+          </w:p>
+        </w:tc>
+        <w:tc>
+          <w:tcPr/>
+          <w:p>
+            <w:pPr>
+              <w:pStyle w:val="Compact"/>
+            </w:pPr>
+            <w:r>
+              <w:t xml:space="preserve">0.064+</w:t>
+            </w:r>
+          </w:p>
+        </w:tc>
+      </w:tr>
+      <w:tr>
+        <w:tc>
+          <w:tcPr/>
+          <w:p>
+            <w:pPr>
+              <w:pStyle w:val="Compact"/>
+            </w:pPr>
+            <w:r>
+              <w:t xml:space="preserve">Bystander</w:t>
+            </w:r>
+          </w:p>
+        </w:tc>
+        <w:tc>
+          <w:tcPr/>
+          <w:p>
+            <w:pPr>
+              <w:pStyle w:val="Compact"/>
+            </w:pPr>
+            <w:r>
+              <w:t xml:space="preserve">B</w:t>
+            </w:r>
+          </w:p>
+        </w:tc>
+        <w:tc>
+          <w:tcPr/>
+          <w:p>
+            <w:pPr>
+              <w:pStyle w:val="Compact"/>
+            </w:pPr>
+            <w:r>
+              <w:t xml:space="preserve">B-N2 Out x PT</w:t>
+            </w:r>
+          </w:p>
+        </w:tc>
+        <w:tc>
+          <w:tcPr/>
+          <w:p>
+            <w:pPr>
+              <w:pStyle w:val="Compact"/>
+            </w:pPr>
+            <w:r>
+              <w:t xml:space="preserve">-1.12 [-2.39, 0.15]</w:t>
+            </w:r>
+          </w:p>
+        </w:tc>
+        <w:tc>
+          <w:tcPr/>
+          <w:p>
+            <w:pPr>
+              <w:pStyle w:val="Compact"/>
+            </w:pPr>
+            <w:r>
+              <w:t xml:space="preserve">0.084+</w:t>
             </w:r>
           </w:p>
         </w:tc>
@@ -2621,7 +3121,7 @@
         <w:t xml:space="preserve"> </w:t>
       </w:r>
       <w:r>
-        <w:t xml:space="preserve">Active empathy specification = FS, EC, PT, PD. N1 = judged negotiator; N2 = counterpart negotiator; Acc = accepted harmful deal. Only focal H3 empathy-by-judged-status interactions are shown.</w:t>
+        <w:t xml:space="preserve">Only focal H3 empathy-by-judged-status interactions are shown. Subset(s) shown: Victim, Bystander. Model suffix(es) shown: B. Displayed predictors: EC x V-N1 Out, PT x V-N1 Out, B-V Out x PD, B-N1 Out x FS, B-N2 Out x PT. Abbrev.: FS = fantasy; EC = empathic concern; PT = perspective taking; PD = personal distress; N1 = judged negotiator; N2 = counterpart negotiator; B-V = bystander-victim relation; V-N1 = victim-negotiator 1 relation; B-N1 = bystander-negotiator 1 relation; B-N2 = bystander-negotiator 2 relation.</w:t>
       </w:r>
     </w:p>
     <w:p>
@@ -2633,12 +3133,12 @@
           <wp:inline>
             <wp:extent cx="5334000" cy="4485409"/>
             <wp:effectExtent b="0" l="0" r="0" t="0"/>
-            <wp:docPr descr="Figure 5. Selected H3 interaction effect (PT x N1-In). Panels show Tobit-predicted judgments on the observed -9 to 9 scale with 95% confidence intervals." title="" id="23" name="Picture"/>
+            <wp:docPr descr="Figure 5. Selected H3 interaction effect (PT x V-N1 Out). Panels show Tobit-predicted judgments on the observed -9 to 9 scale with 95% confidence intervals." title="" id="23" name="Picture"/>
             <a:graphic>
               <a:graphicData uri="http://schemas.openxmlformats.org/drawingml/2006/picture">
                 <pic:pic>
                   <pic:nvPicPr>
-                    <pic:cNvPr descr="../figures/figure_sig_H3_iri_pt_judged_ingroup_h3_empathy_perspective_taking_x_n1_ingroup.png" id="24" name="Picture"/>
+                    <pic:cNvPr descr="../figures/figure_sig_H3_iri_pt_victim_n1_groupout_h3_empathy_perspective_taking_x_victim_n1_outgroup_ref_control.png" id="24" name="Picture"/>
                     <pic:cNvPicPr>
                       <a:picLocks noChangeArrowheads="1" noChangeAspect="1"/>
                     </pic:cNvPicPr>
@@ -2676,7 +3176,7 @@
         <w:pStyle w:val="ImageCaption"/>
       </w:pPr>
       <w:r>
-        <w:t xml:space="preserve">Figure 5. Selected H3 interaction effect (PT x N1-In). Panels show Tobit-predicted judgments on the observed -9 to 9 scale with 95% confidence intervals.</w:t>
+        <w:t xml:space="preserve">Figure 5. Selected H3 interaction effect (PT x V-N1 Out). Panels show Tobit-predicted judgments on the observed -9 to 9 scale with 95% confidence intervals.</w:t>
       </w:r>
     </w:p>
     <w:p>
